--- a/rapports/2026-06-06/EQ30/EQ30_sup_v2/DR_malforme_1_01101E_11/69-45-38-38.docx
+++ b/rapports/2026-06-06/EQ30/EQ30_sup_v2/DR_malforme_1_01101E_11/69-45-38-38.docx
@@ -297,7 +297,7 @@
           <w:color w:val="1F6FEB"/>
           <w:sz w:val="22"/>
         </w:rPr>
-        <w:t>⚠ INCOHÉRENCES À CORRIGER (65)</w:t>
+        <w:t>⚠ INCOHÉRENCES À CORRIGER (58)</w:t>
       </w:r>
     </w:p>
     <w:tbl>
@@ -904,7 +904,7 @@
                 <w:color w:val="16A34A"/>
                 <w:sz w:val="16"/>
               </w:rPr>
-              <w:t>—</w:t>
+              <w:t>s02q33, s01q00b</w:t>
             </w:r>
           </w:p>
         </w:tc>
@@ -935,7 +935,7 @@
                 <w:i w:val="0"/>
                 <w:sz w:val="17"/>
               </w:rPr>
-              <w:t>Incohérence!!! seulement les écoles privées paient les frais de scolarité (y compris les frais d'inscription).</w:t>
+              <w:t>Incoherent!!! La dernière fois que ANSOUMANA MANE a  fréquenté l'école est 9999.</w:t>
             </w:r>
           </w:p>
         </w:tc>
@@ -994,7 +994,7 @@
                 <w:color w:val="16A34A"/>
                 <w:sz w:val="16"/>
               </w:rPr>
-              <w:t>s01q32, s01q36, s01q38, s04q37_modif, s02q33, s02q34, s01q00b</w:t>
+              <w:t>s02q33, s01q00b</w:t>
             </w:r>
           </w:p>
         </w:tc>
@@ -1025,7 +1025,7 @@
                 <w:i w:val="0"/>
                 <w:sz w:val="17"/>
               </w:rPr>
-              <w:t>Peu probable!!! Vu l'âge (13 ans) de FATOUMATA KANDE ou l'année à laquelle FATOUMATA KANDE a fréquenté l'école pour la dernière fois (.) le dernier diplome de FATOUMATA KANDE ne peut être le Certificat d'études primaires (CEP), prière de corriger cette incohérence ou confirmer avec le QG.</w:t>
+              <w:t>Incoherent!!! La dernière fois que OUSSEYE KANDE 1 a  fréquenté l'école est 9999.</w:t>
             </w:r>
           </w:p>
         </w:tc>
@@ -1084,7 +1084,7 @@
                 <w:color w:val="16A34A"/>
                 <w:sz w:val="16"/>
               </w:rPr>
-              <w:t>s02q33, s01q00b</w:t>
+              <w:t>s01q32, s01q36, s01q38, s04q37_modif, s02q33, s02q34, s01q00b</w:t>
             </w:r>
           </w:p>
         </w:tc>
@@ -1115,7 +1115,7 @@
                 <w:i w:val="0"/>
                 <w:sz w:val="17"/>
               </w:rPr>
-              <w:t>Incoherent!!! La dernière fois que ANSOUMANA MANE a  fréquenté l'école est 9999.</w:t>
+              <w:t>Peu probable!!! Vu l'âge (13 ans) de FATOUMATA KANDE ou l'année à laquelle FATOUMATA KANDE a fréquenté l'école pour la dernière fois (.) le dernier diplome de FATOUMATA KANDE ne peut être le Certificat d'études primaires (CEP), prière de corriger cette incohérence ou confirmer avec le QG.</w:t>
             </w:r>
           </w:p>
         </w:tc>
@@ -1174,7 +1174,7 @@
                 <w:color w:val="16A34A"/>
                 <w:sz w:val="16"/>
               </w:rPr>
-              <w:t>s02q33, s01q00b</w:t>
+              <w:t>s01q32, s01q36, s01q38, s04q37_modif, s02q33, s02q34, s01q00b</w:t>
             </w:r>
           </w:p>
         </w:tc>
@@ -1205,7 +1205,7 @@
                 <w:i w:val="0"/>
                 <w:sz w:val="17"/>
               </w:rPr>
-              <w:t>Incoherent!!! La dernière fois que OUSSEYE KANDE 1 a  fréquenté l'école est 9999.</w:t>
+              <w:t>Peu probable!!! Vu l'âge (19 ans) de YOUNOUSSA KANDE ou l'année à laquelle YOUNOUSSA KANDE a fréquenté l'école pour la dernière fois (9999) le dernier diplome de YOUNOUSSA KANDE ne peut être le Certificat d'études primaires (CEP), prière de corriger cette incohérence ou confirmer avec le QG.</w:t>
             </w:r>
           </w:p>
         </w:tc>
@@ -1264,7 +1264,7 @@
                 <w:color w:val="16A34A"/>
                 <w:sz w:val="16"/>
               </w:rPr>
-              <w:t>s01q32, s01q36, s01q38, s04q37_modif, s02q33, s02q34, s01q00b</w:t>
+              <w:t>s02q33, s01q00b</w:t>
             </w:r>
           </w:p>
         </w:tc>
@@ -1295,7 +1295,7 @@
                 <w:i w:val="0"/>
                 <w:sz w:val="17"/>
               </w:rPr>
-              <w:t>Peu probable!!! Vu l'âge (19 ans) de YOUNOUSSA KANDE ou l'année à laquelle YOUNOUSSA KANDE a fréquenté l'école pour la dernière fois (9999) le dernier diplome de YOUNOUSSA KANDE ne peut être le Certificat d'études primaires (CEP), prière de corriger cette incohérence ou confirmer avec le QG.</w:t>
+              <w:t>Incoherent!!! La dernière fois que YOUNOUSSA KANDE a  fréquenté l'école est 9999.</w:t>
             </w:r>
           </w:p>
         </w:tc>
@@ -1354,7 +1354,7 @@
                 <w:color w:val="16A34A"/>
                 <w:sz w:val="16"/>
               </w:rPr>
-              <w:t>s02q33, s01q00b</w:t>
+              <w:t>s01q32, s01q36, s01q38, s04q37_modif, s02q33, s02q34, s01q00b</w:t>
             </w:r>
           </w:p>
         </w:tc>
@@ -1385,7 +1385,7 @@
                 <w:i w:val="0"/>
                 <w:sz w:val="17"/>
               </w:rPr>
-              <w:t>Incoherent!!! La dernière fois que YOUNOUSSA KANDE a  fréquenté l'école est 9999.</w:t>
+              <w:t>Peu probable!!! Vu l'âge (20 ans) de FODE KANDE ou l'année à laquelle FODE KANDE a fréquenté l'école pour la dernière fois (2022) le dernier diplome de FODE KANDE ne peut être le Certificat d'études primaires (CEP), prière de corriger cette incohérence ou confirmer avec le QG.</w:t>
             </w:r>
           </w:p>
         </w:tc>
@@ -1418,6 +1418,996 @@
                 <w:i w:val="0"/>
                 <w:sz w:val="16"/>
               </w:rPr>
+              <w:t>S07</w:t>
+              <w:br/>
+            </w:r>
+            <w:r>
+              <w:rPr>
+                <w:b w:val="0"/>
+                <w:i w:val="0"/>
+                <w:color w:val="64748B"/>
+                <w:sz w:val="14"/>
+              </w:rPr>
+              <w:t>Consommation alimentaire</w:t>
+            </w:r>
+          </w:p>
+        </w:tc>
+        <w:tc>
+          <w:tcPr>
+            <w:tcW w:type="dxa" w:w="1531"/>
+          </w:tcPr>
+          <w:p>
+            <w:r>
+              <w:rPr>
+                <w:b/>
+                <w:i w:val="0"/>
+                <w:color w:val="16A34A"/>
+                <w:sz w:val="16"/>
+              </w:rPr>
+              <w:t>s02q15, s02q20, s02q21, s04q21, s00q04, s04q35b, s04q46, s04q68</w:t>
+            </w:r>
+          </w:p>
+        </w:tc>
+        <w:tc>
+          <w:tcPr>
+            <w:tcW w:type="dxa" w:w="1191"/>
+          </w:tcPr>
+          <w:p>
+            <w:r>
+              <w:rPr>
+                <w:b w:val="0"/>
+                <w:i w:val="0"/>
+                <w:color w:val="64748B"/>
+                <w:sz w:val="16"/>
+              </w:rPr>
+              <w:t>GT-CQ</w:t>
+            </w:r>
+          </w:p>
+        </w:tc>
+        <w:tc>
+          <w:tcPr>
+            <w:tcW w:type="dxa" w:w="4706"/>
+          </w:tcPr>
+          <w:p>
+            <w:r>
+              <w:rPr>
+                <w:b w:val="0"/>
+                <w:i w:val="0"/>
+                <w:sz w:val="17"/>
+              </w:rPr>
+              <w:t>Incoherence!!! Le ménage a consommé 3 Cuillère Petit de Farine de blé locale ou importée, cette quantité semble anormale pour une consommation des 7 derniers jours, prière de verifier et corriger.</w:t>
+            </w:r>
+          </w:p>
+        </w:tc>
+      </w:tr>
+      <w:tr>
+        <w:tc>
+          <w:tcPr>
+            <w:tcW w:type="dxa" w:w="964"/>
+          </w:tcPr>
+          <w:p>
+            <w:r>
+              <w:rPr>
+                <w:b/>
+                <w:i w:val="0"/>
+                <w:color w:val="DC2626"/>
+                <w:sz w:val="16"/>
+              </w:rPr>
+              <w:t>Haute</w:t>
+            </w:r>
+          </w:p>
+        </w:tc>
+        <w:tc>
+          <w:tcPr>
+            <w:tcW w:type="dxa" w:w="1247"/>
+          </w:tcPr>
+          <w:p>
+            <w:r>
+              <w:rPr>
+                <w:b/>
+                <w:i w:val="0"/>
+                <w:sz w:val="16"/>
+              </w:rPr>
+              <w:t>S11</w:t>
+              <w:br/>
+            </w:r>
+            <w:r>
+              <w:rPr>
+                <w:b w:val="0"/>
+                <w:i w:val="0"/>
+                <w:color w:val="64748B"/>
+                <w:sz w:val="14"/>
+              </w:rPr>
+              <w:t>Logement / cadre de vie</w:t>
+            </w:r>
+          </w:p>
+        </w:tc>
+        <w:tc>
+          <w:tcPr>
+            <w:tcW w:type="dxa" w:w="1531"/>
+          </w:tcPr>
+          <w:p>
+            <w:r>
+              <w:rPr>
+                <w:b/>
+                <w:i w:val="0"/>
+                <w:color w:val="16A34A"/>
+                <w:sz w:val="16"/>
+              </w:rPr>
+              <w:t>—</w:t>
+            </w:r>
+          </w:p>
+        </w:tc>
+        <w:tc>
+          <w:tcPr>
+            <w:tcW w:type="dxa" w:w="1191"/>
+          </w:tcPr>
+          <w:p>
+            <w:r>
+              <w:rPr>
+                <w:b w:val="0"/>
+                <w:i w:val="0"/>
+                <w:color w:val="64748B"/>
+                <w:sz w:val="16"/>
+              </w:rPr>
+              <w:t>GT-CQ</w:t>
+            </w:r>
+          </w:p>
+        </w:tc>
+        <w:tc>
+          <w:tcPr>
+            <w:tcW w:type="dxa" w:w="4706"/>
+          </w:tcPr>
+          <w:p>
+            <w:r>
+              <w:rPr>
+                <w:b w:val="0"/>
+                <w:i w:val="0"/>
+                <w:sz w:val="17"/>
+              </w:rPr>
+              <w:t>Incoherence!! Le ménage a depensé .</w:t>
+            </w:r>
+          </w:p>
+        </w:tc>
+      </w:tr>
+      <w:tr>
+        <w:tc>
+          <w:tcPr>
+            <w:tcW w:type="dxa" w:w="964"/>
+          </w:tcPr>
+          <w:p>
+            <w:r>
+              <w:rPr>
+                <w:b/>
+                <w:i w:val="0"/>
+                <w:color w:val="DC2626"/>
+                <w:sz w:val="16"/>
+              </w:rPr>
+              <w:t>Haute</w:t>
+            </w:r>
+          </w:p>
+        </w:tc>
+        <w:tc>
+          <w:tcPr>
+            <w:tcW w:type="dxa" w:w="1247"/>
+          </w:tcPr>
+          <w:p>
+            <w:r>
+              <w:rPr>
+                <w:b/>
+                <w:i w:val="0"/>
+                <w:sz w:val="16"/>
+              </w:rPr>
+              <w:t>S11</w:t>
+              <w:br/>
+            </w:r>
+            <w:r>
+              <w:rPr>
+                <w:b w:val="0"/>
+                <w:i w:val="0"/>
+                <w:color w:val="64748B"/>
+                <w:sz w:val="14"/>
+              </w:rPr>
+              <w:t>Logement / cadre de vie</w:t>
+            </w:r>
+          </w:p>
+        </w:tc>
+        <w:tc>
+          <w:tcPr>
+            <w:tcW w:type="dxa" w:w="1531"/>
+          </w:tcPr>
+          <w:p>
+            <w:r>
+              <w:rPr>
+                <w:b/>
+                <w:i w:val="0"/>
+                <w:color w:val="16A34A"/>
+                <w:sz w:val="16"/>
+              </w:rPr>
+              <w:t>s01q29, s01q31, s04q24, s00q04, s11q21, s09fq03, s09fq011</w:t>
+            </w:r>
+          </w:p>
+        </w:tc>
+        <w:tc>
+          <w:tcPr>
+            <w:tcW w:type="dxa" w:w="1191"/>
+          </w:tcPr>
+          <w:p>
+            <w:r>
+              <w:rPr>
+                <w:b w:val="0"/>
+                <w:i w:val="0"/>
+                <w:color w:val="64748B"/>
+                <w:sz w:val="16"/>
+              </w:rPr>
+              <w:t>GT-CQ</w:t>
+            </w:r>
+          </w:p>
+        </w:tc>
+        <w:tc>
+          <w:tcPr>
+            <w:tcW w:type="dxa" w:w="4706"/>
+          </w:tcPr>
+          <w:p>
+            <w:r>
+              <w:rPr>
+                <w:b w:val="0"/>
+                <w:i w:val="0"/>
+                <w:sz w:val="17"/>
+              </w:rPr>
+              <w:t>FCFA dans Frais de connexion au réseau de distribution d'eau mais dit ne pas être connecté à un réseau d'eau courante, prière de corriger cette incoherenceAttention!!! Les ménages vivants dans un(e) Maison Basse à KOLDA Urbain ont généralement comme principal matériau de construction le/la Ciment/Béton/Pierres de taille, mais celui du ménage de ANSATOU SABALY (Briques cuites) diffère de celui-ci.</w:t>
+            </w:r>
+          </w:p>
+        </w:tc>
+      </w:tr>
+      <w:tr>
+        <w:tc>
+          <w:tcPr>
+            <w:tcW w:type="dxa" w:w="964"/>
+          </w:tcPr>
+          <w:p>
+            <w:r>
+              <w:rPr>
+                <w:b/>
+                <w:i w:val="0"/>
+                <w:color w:val="EA580C"/>
+                <w:sz w:val="16"/>
+              </w:rPr>
+              <w:t>Moyenne</w:t>
+            </w:r>
+          </w:p>
+        </w:tc>
+        <w:tc>
+          <w:tcPr>
+            <w:tcW w:type="dxa" w:w="1247"/>
+          </w:tcPr>
+          <w:p>
+            <w:r>
+              <w:rPr>
+                <w:b/>
+                <w:i w:val="0"/>
+                <w:sz w:val="16"/>
+              </w:rPr>
+              <w:t>S00</w:t>
+              <w:br/>
+            </w:r>
+            <w:r>
+              <w:rPr>
+                <w:b w:val="0"/>
+                <w:i w:val="0"/>
+                <w:color w:val="64748B"/>
+                <w:sz w:val="14"/>
+              </w:rPr>
+              <w:t>Identification</w:t>
+            </w:r>
+          </w:p>
+        </w:tc>
+        <w:tc>
+          <w:tcPr>
+            <w:tcW w:type="dxa" w:w="1531"/>
+          </w:tcPr>
+          <w:p>
+            <w:r>
+              <w:rPr>
+                <w:b/>
+                <w:i w:val="0"/>
+                <w:color w:val="16A34A"/>
+                <w:sz w:val="16"/>
+              </w:rPr>
+              <w:t>—</w:t>
+            </w:r>
+          </w:p>
+        </w:tc>
+        <w:tc>
+          <w:tcPr>
+            <w:tcW w:type="dxa" w:w="1191"/>
+          </w:tcPr>
+          <w:p>
+            <w:r>
+              <w:rPr>
+                <w:b w:val="0"/>
+                <w:i w:val="0"/>
+                <w:color w:val="64748B"/>
+                <w:sz w:val="16"/>
+              </w:rPr>
+              <w:t>GT-CQ</w:t>
+            </w:r>
+          </w:p>
+        </w:tc>
+        <w:tc>
+          <w:tcPr>
+            <w:tcW w:type="dxa" w:w="4706"/>
+          </w:tcPr>
+          <w:p>
+            <w:r>
+              <w:rPr>
+                <w:b w:val="0"/>
+                <w:i w:val="0"/>
+                <w:sz w:val="17"/>
+              </w:rPr>
+              <w:t>L'adresse ou la localisation du ménage doit être bien renseignée, ne doit pas contenir des numéros de téléphone et elle semble courte pour être une adresse.</w:t>
+            </w:r>
+          </w:p>
+        </w:tc>
+      </w:tr>
+      <w:tr>
+        <w:tc>
+          <w:tcPr>
+            <w:tcW w:type="dxa" w:w="964"/>
+          </w:tcPr>
+          <w:p>
+            <w:r>
+              <w:rPr>
+                <w:b/>
+                <w:i w:val="0"/>
+                <w:color w:val="EA580C"/>
+                <w:sz w:val="16"/>
+              </w:rPr>
+              <w:t>Moyenne</w:t>
+            </w:r>
+          </w:p>
+        </w:tc>
+        <w:tc>
+          <w:tcPr>
+            <w:tcW w:type="dxa" w:w="1247"/>
+          </w:tcPr>
+          <w:p>
+            <w:r>
+              <w:rPr>
+                <w:b/>
+                <w:i w:val="0"/>
+                <w:sz w:val="16"/>
+              </w:rPr>
+              <w:t>S00</w:t>
+              <w:br/>
+            </w:r>
+            <w:r>
+              <w:rPr>
+                <w:b w:val="0"/>
+                <w:i w:val="0"/>
+                <w:color w:val="64748B"/>
+                <w:sz w:val="14"/>
+              </w:rPr>
+              <w:t>Identification</w:t>
+            </w:r>
+          </w:p>
+        </w:tc>
+        <w:tc>
+          <w:tcPr>
+            <w:tcW w:type="dxa" w:w="1531"/>
+          </w:tcPr>
+          <w:p>
+            <w:r>
+              <w:rPr>
+                <w:b/>
+                <w:i w:val="0"/>
+                <w:color w:val="16A34A"/>
+                <w:sz w:val="16"/>
+              </w:rPr>
+              <w:t>—</w:t>
+            </w:r>
+          </w:p>
+        </w:tc>
+        <w:tc>
+          <w:tcPr>
+            <w:tcW w:type="dxa" w:w="1191"/>
+          </w:tcPr>
+          <w:p>
+            <w:r>
+              <w:rPr>
+                <w:b w:val="0"/>
+                <w:i w:val="0"/>
+                <w:color w:val="64748B"/>
+                <w:sz w:val="16"/>
+              </w:rPr>
+              <w:t>GT-CQ</w:t>
+            </w:r>
+          </w:p>
+        </w:tc>
+        <w:tc>
+          <w:tcPr>
+            <w:tcW w:type="dxa" w:w="4706"/>
+          </w:tcPr>
+          <w:p>
+            <w:r>
+              <w:rPr>
+                <w:b w:val="0"/>
+                <w:i w:val="0"/>
+                <w:sz w:val="17"/>
+              </w:rPr>
+              <w:t>Prière de renseigner la bonne adresse.</w:t>
+            </w:r>
+          </w:p>
+        </w:tc>
+      </w:tr>
+      <w:tr>
+        <w:tc>
+          <w:tcPr>
+            <w:tcW w:type="dxa" w:w="964"/>
+          </w:tcPr>
+          <w:p>
+            <w:r>
+              <w:rPr>
+                <w:b/>
+                <w:i w:val="0"/>
+                <w:color w:val="EA580C"/>
+                <w:sz w:val="16"/>
+              </w:rPr>
+              <w:t>Moyenne</w:t>
+            </w:r>
+          </w:p>
+        </w:tc>
+        <w:tc>
+          <w:tcPr>
+            <w:tcW w:type="dxa" w:w="1247"/>
+          </w:tcPr>
+          <w:p>
+            <w:r>
+              <w:rPr>
+                <w:b/>
+                <w:i w:val="0"/>
+                <w:sz w:val="16"/>
+              </w:rPr>
+              <w:t>S01</w:t>
+              <w:br/>
+            </w:r>
+            <w:r>
+              <w:rPr>
+                <w:b w:val="0"/>
+                <w:i w:val="0"/>
+                <w:color w:val="64748B"/>
+                <w:sz w:val="14"/>
+              </w:rPr>
+              <w:t>Démographie</w:t>
+            </w:r>
+          </w:p>
+        </w:tc>
+        <w:tc>
+          <w:tcPr>
+            <w:tcW w:type="dxa" w:w="1531"/>
+          </w:tcPr>
+          <w:p>
+            <w:r>
+              <w:rPr>
+                <w:b/>
+                <w:i w:val="0"/>
+                <w:color w:val="16A34A"/>
+                <w:sz w:val="16"/>
+              </w:rPr>
+              <w:t>—</w:t>
+            </w:r>
+          </w:p>
+        </w:tc>
+        <w:tc>
+          <w:tcPr>
+            <w:tcW w:type="dxa" w:w="1191"/>
+          </w:tcPr>
+          <w:p>
+            <w:r>
+              <w:rPr>
+                <w:b w:val="0"/>
+                <w:i w:val="0"/>
+                <w:color w:val="64748B"/>
+                <w:sz w:val="16"/>
+              </w:rPr>
+              <w:t>GT-CQ</w:t>
+            </w:r>
+          </w:p>
+        </w:tc>
+        <w:tc>
+          <w:tcPr>
+            <w:tcW w:type="dxa" w:w="4706"/>
+          </w:tcPr>
+          <w:p>
+            <w:r>
+              <w:rPr>
+                <w:b w:val="0"/>
+                <w:i w:val="0"/>
+                <w:sz w:val="17"/>
+              </w:rPr>
+              <w:t>Prière de verifier l'information donnée par FATOUMATA KANDE ou corriger au niveau de la section 1.</w:t>
+            </w:r>
+          </w:p>
+        </w:tc>
+      </w:tr>
+      <w:tr>
+        <w:tc>
+          <w:tcPr>
+            <w:tcW w:type="dxa" w:w="964"/>
+          </w:tcPr>
+          <w:p>
+            <w:r>
+              <w:rPr>
+                <w:b/>
+                <w:i w:val="0"/>
+                <w:color w:val="EA580C"/>
+                <w:sz w:val="16"/>
+              </w:rPr>
+              <w:t>Moyenne</w:t>
+            </w:r>
+          </w:p>
+        </w:tc>
+        <w:tc>
+          <w:tcPr>
+            <w:tcW w:type="dxa" w:w="1247"/>
+          </w:tcPr>
+          <w:p>
+            <w:r>
+              <w:rPr>
+                <w:b/>
+                <w:i w:val="0"/>
+                <w:sz w:val="16"/>
+              </w:rPr>
+              <w:t>S01</w:t>
+              <w:br/>
+            </w:r>
+            <w:r>
+              <w:rPr>
+                <w:b w:val="0"/>
+                <w:i w:val="0"/>
+                <w:color w:val="64748B"/>
+                <w:sz w:val="14"/>
+              </w:rPr>
+              <w:t>Démographie</w:t>
+            </w:r>
+          </w:p>
+        </w:tc>
+        <w:tc>
+          <w:tcPr>
+            <w:tcW w:type="dxa" w:w="1531"/>
+          </w:tcPr>
+          <w:p>
+            <w:r>
+              <w:rPr>
+                <w:b/>
+                <w:i w:val="0"/>
+                <w:color w:val="16A34A"/>
+                <w:sz w:val="16"/>
+              </w:rPr>
+              <w:t>—</w:t>
+            </w:r>
+          </w:p>
+        </w:tc>
+        <w:tc>
+          <w:tcPr>
+            <w:tcW w:type="dxa" w:w="1191"/>
+          </w:tcPr>
+          <w:p>
+            <w:r>
+              <w:rPr>
+                <w:b w:val="0"/>
+                <w:i w:val="0"/>
+                <w:color w:val="64748B"/>
+                <w:sz w:val="16"/>
+              </w:rPr>
+              <w:t>GT-CQ</w:t>
+            </w:r>
+          </w:p>
+        </w:tc>
+        <w:tc>
+          <w:tcPr>
+            <w:tcW w:type="dxa" w:w="4706"/>
+          </w:tcPr>
+          <w:p>
+            <w:r>
+              <w:rPr>
+                <w:b w:val="0"/>
+                <w:i w:val="0"/>
+                <w:sz w:val="17"/>
+              </w:rPr>
+              <w:t>Prière de verifier l'information donnée par HAMADOU KANDE ou corriger au niveau de la section 1.</w:t>
+            </w:r>
+          </w:p>
+        </w:tc>
+      </w:tr>
+      <w:tr>
+        <w:tc>
+          <w:tcPr>
+            <w:tcW w:type="dxa" w:w="964"/>
+          </w:tcPr>
+          <w:p>
+            <w:r>
+              <w:rPr>
+                <w:b/>
+                <w:i w:val="0"/>
+                <w:color w:val="EA580C"/>
+                <w:sz w:val="16"/>
+              </w:rPr>
+              <w:t>Moyenne</w:t>
+            </w:r>
+          </w:p>
+        </w:tc>
+        <w:tc>
+          <w:tcPr>
+            <w:tcW w:type="dxa" w:w="1247"/>
+          </w:tcPr>
+          <w:p>
+            <w:r>
+              <w:rPr>
+                <w:b/>
+                <w:i w:val="0"/>
+                <w:sz w:val="16"/>
+              </w:rPr>
+              <w:t>S01</w:t>
+              <w:br/>
+            </w:r>
+            <w:r>
+              <w:rPr>
+                <w:b w:val="0"/>
+                <w:i w:val="0"/>
+                <w:color w:val="64748B"/>
+                <w:sz w:val="14"/>
+              </w:rPr>
+              <w:t>Démographie</w:t>
+            </w:r>
+          </w:p>
+        </w:tc>
+        <w:tc>
+          <w:tcPr>
+            <w:tcW w:type="dxa" w:w="1531"/>
+          </w:tcPr>
+          <w:p>
+            <w:r>
+              <w:rPr>
+                <w:b/>
+                <w:i w:val="0"/>
+                <w:color w:val="16A34A"/>
+                <w:sz w:val="16"/>
+              </w:rPr>
+              <w:t>—</w:t>
+            </w:r>
+          </w:p>
+        </w:tc>
+        <w:tc>
+          <w:tcPr>
+            <w:tcW w:type="dxa" w:w="1191"/>
+          </w:tcPr>
+          <w:p>
+            <w:r>
+              <w:rPr>
+                <w:b w:val="0"/>
+                <w:i w:val="0"/>
+                <w:color w:val="64748B"/>
+                <w:sz w:val="16"/>
+              </w:rPr>
+              <w:t>GT-CQ</w:t>
+            </w:r>
+          </w:p>
+        </w:tc>
+        <w:tc>
+          <w:tcPr>
+            <w:tcW w:type="dxa" w:w="4706"/>
+          </w:tcPr>
+          <w:p>
+            <w:r>
+              <w:rPr>
+                <w:b w:val="0"/>
+                <w:i w:val="0"/>
+                <w:sz w:val="17"/>
+              </w:rPr>
+              <w:t>Prière de verifier l'information donnée par HAWA KANDE ou corriger au niveau de la section 1.</w:t>
+            </w:r>
+          </w:p>
+        </w:tc>
+      </w:tr>
+      <w:tr>
+        <w:tc>
+          <w:tcPr>
+            <w:tcW w:type="dxa" w:w="964"/>
+          </w:tcPr>
+          <w:p>
+            <w:r>
+              <w:rPr>
+                <w:b/>
+                <w:i w:val="0"/>
+                <w:color w:val="EA580C"/>
+                <w:sz w:val="16"/>
+              </w:rPr>
+              <w:t>Moyenne</w:t>
+            </w:r>
+          </w:p>
+        </w:tc>
+        <w:tc>
+          <w:tcPr>
+            <w:tcW w:type="dxa" w:w="1247"/>
+          </w:tcPr>
+          <w:p>
+            <w:r>
+              <w:rPr>
+                <w:b/>
+                <w:i w:val="0"/>
+                <w:sz w:val="16"/>
+              </w:rPr>
+              <w:t>S01</w:t>
+              <w:br/>
+            </w:r>
+            <w:r>
+              <w:rPr>
+                <w:b w:val="0"/>
+                <w:i w:val="0"/>
+                <w:color w:val="64748B"/>
+                <w:sz w:val="14"/>
+              </w:rPr>
+              <w:t>Démographie</w:t>
+            </w:r>
+          </w:p>
+        </w:tc>
+        <w:tc>
+          <w:tcPr>
+            <w:tcW w:type="dxa" w:w="1531"/>
+          </w:tcPr>
+          <w:p>
+            <w:r>
+              <w:rPr>
+                <w:b/>
+                <w:i w:val="0"/>
+                <w:color w:val="16A34A"/>
+                <w:sz w:val="16"/>
+              </w:rPr>
+              <w:t>—</w:t>
+            </w:r>
+          </w:p>
+        </w:tc>
+        <w:tc>
+          <w:tcPr>
+            <w:tcW w:type="dxa" w:w="1191"/>
+          </w:tcPr>
+          <w:p>
+            <w:r>
+              <w:rPr>
+                <w:b w:val="0"/>
+                <w:i w:val="0"/>
+                <w:color w:val="64748B"/>
+                <w:sz w:val="16"/>
+              </w:rPr>
+              <w:t>GT-CQ</w:t>
+            </w:r>
+          </w:p>
+        </w:tc>
+        <w:tc>
+          <w:tcPr>
+            <w:tcW w:type="dxa" w:w="4706"/>
+          </w:tcPr>
+          <w:p>
+            <w:r>
+              <w:rPr>
+                <w:b w:val="0"/>
+                <w:i w:val="0"/>
+                <w:sz w:val="17"/>
+              </w:rPr>
+              <w:t>Prière de verifier l'information donnée par NARO KANDE ou corriger au niveau de la section 1.</w:t>
+            </w:r>
+          </w:p>
+        </w:tc>
+      </w:tr>
+      <w:tr>
+        <w:tc>
+          <w:tcPr>
+            <w:tcW w:type="dxa" w:w="964"/>
+          </w:tcPr>
+          <w:p>
+            <w:r>
+              <w:rPr>
+                <w:b/>
+                <w:i w:val="0"/>
+                <w:color w:val="EA580C"/>
+                <w:sz w:val="16"/>
+              </w:rPr>
+              <w:t>Moyenne</w:t>
+            </w:r>
+          </w:p>
+        </w:tc>
+        <w:tc>
+          <w:tcPr>
+            <w:tcW w:type="dxa" w:w="1247"/>
+          </w:tcPr>
+          <w:p>
+            <w:r>
+              <w:rPr>
+                <w:b/>
+                <w:i w:val="0"/>
+                <w:sz w:val="16"/>
+              </w:rPr>
+              <w:t>S01</w:t>
+              <w:br/>
+            </w:r>
+            <w:r>
+              <w:rPr>
+                <w:b w:val="0"/>
+                <w:i w:val="0"/>
+                <w:color w:val="64748B"/>
+                <w:sz w:val="14"/>
+              </w:rPr>
+              <w:t>Démographie</w:t>
+            </w:r>
+          </w:p>
+        </w:tc>
+        <w:tc>
+          <w:tcPr>
+            <w:tcW w:type="dxa" w:w="1531"/>
+          </w:tcPr>
+          <w:p>
+            <w:r>
+              <w:rPr>
+                <w:b/>
+                <w:i w:val="0"/>
+                <w:color w:val="16A34A"/>
+                <w:sz w:val="16"/>
+              </w:rPr>
+              <w:t>—</w:t>
+            </w:r>
+          </w:p>
+        </w:tc>
+        <w:tc>
+          <w:tcPr>
+            <w:tcW w:type="dxa" w:w="1191"/>
+          </w:tcPr>
+          <w:p>
+            <w:r>
+              <w:rPr>
+                <w:b w:val="0"/>
+                <w:i w:val="0"/>
+                <w:color w:val="64748B"/>
+                <w:sz w:val="16"/>
+              </w:rPr>
+              <w:t>GT-CQ</w:t>
+            </w:r>
+          </w:p>
+        </w:tc>
+        <w:tc>
+          <w:tcPr>
+            <w:tcW w:type="dxa" w:w="4706"/>
+          </w:tcPr>
+          <w:p>
+            <w:r>
+              <w:rPr>
+                <w:b w:val="0"/>
+                <w:i w:val="0"/>
+                <w:sz w:val="17"/>
+              </w:rPr>
+              <w:t>Prière de verifier l'information donnée par OUSSEYE KANDE ou corriger au niveau de la section 1.</w:t>
+            </w:r>
+          </w:p>
+        </w:tc>
+      </w:tr>
+      <w:tr>
+        <w:tc>
+          <w:tcPr>
+            <w:tcW w:type="dxa" w:w="964"/>
+          </w:tcPr>
+          <w:p>
+            <w:r>
+              <w:rPr>
+                <w:b/>
+                <w:i w:val="0"/>
+                <w:color w:val="EA580C"/>
+                <w:sz w:val="16"/>
+              </w:rPr>
+              <w:t>Moyenne</w:t>
+            </w:r>
+          </w:p>
+        </w:tc>
+        <w:tc>
+          <w:tcPr>
+            <w:tcW w:type="dxa" w:w="1247"/>
+          </w:tcPr>
+          <w:p>
+            <w:r>
+              <w:rPr>
+                <w:b/>
+                <w:i w:val="0"/>
+                <w:sz w:val="16"/>
+              </w:rPr>
+              <w:t>S01</w:t>
+              <w:br/>
+            </w:r>
+            <w:r>
+              <w:rPr>
+                <w:b w:val="0"/>
+                <w:i w:val="0"/>
+                <w:color w:val="64748B"/>
+                <w:sz w:val="14"/>
+              </w:rPr>
+              <w:t>Démographie</w:t>
+            </w:r>
+          </w:p>
+        </w:tc>
+        <w:tc>
+          <w:tcPr>
+            <w:tcW w:type="dxa" w:w="1531"/>
+          </w:tcPr>
+          <w:p>
+            <w:r>
+              <w:rPr>
+                <w:b/>
+                <w:i w:val="0"/>
+                <w:color w:val="16A34A"/>
+                <w:sz w:val="16"/>
+              </w:rPr>
+              <w:t>s01q10_1</w:t>
+            </w:r>
+          </w:p>
+        </w:tc>
+        <w:tc>
+          <w:tcPr>
+            <w:tcW w:type="dxa" w:w="1191"/>
+          </w:tcPr>
+          <w:p>
+            <w:r>
+              <w:rPr>
+                <w:b w:val="0"/>
+                <w:i w:val="0"/>
+                <w:color w:val="64748B"/>
+                <w:sz w:val="16"/>
+              </w:rPr>
+              <w:t>GT-CQ</w:t>
+            </w:r>
+          </w:p>
+        </w:tc>
+        <w:tc>
+          <w:tcPr>
+            <w:tcW w:type="dxa" w:w="4706"/>
+          </w:tcPr>
+          <w:p>
+            <w:r>
+              <w:rPr>
+                <w:b w:val="0"/>
+                <w:i w:val="0"/>
+                <w:sz w:val="17"/>
+              </w:rPr>
+              <w:t>La taille du ménage lors de l'enquête principale (12) de ce ménage est inférieur à la taille du denombrement (13), prière de fournir des explications concrètes ou aller revisiter le ménage.</w:t>
+            </w:r>
+          </w:p>
+        </w:tc>
+      </w:tr>
+      <w:tr>
+        <w:tc>
+          <w:tcPr>
+            <w:tcW w:type="dxa" w:w="964"/>
+          </w:tcPr>
+          <w:p>
+            <w:r>
+              <w:rPr>
+                <w:b/>
+                <w:i w:val="0"/>
+                <w:color w:val="EA580C"/>
+                <w:sz w:val="16"/>
+              </w:rPr>
+              <w:t>Moyenne</w:t>
+            </w:r>
+          </w:p>
+        </w:tc>
+        <w:tc>
+          <w:tcPr>
+            <w:tcW w:type="dxa" w:w="1247"/>
+          </w:tcPr>
+          <w:p>
+            <w:r>
+              <w:rPr>
+                <w:b/>
+                <w:i w:val="0"/>
+                <w:sz w:val="16"/>
+              </w:rPr>
               <w:t>S02</w:t>
               <w:br/>
             </w:r>
@@ -1444,7 +2434,7 @@
                 <w:color w:val="16A34A"/>
                 <w:sz w:val="16"/>
               </w:rPr>
-              <w:t>s01q32, s01q36, s01q38, s04q37_modif, s02q33, s02q34, s01q00b</w:t>
+              <w:t>—</w:t>
             </w:r>
           </w:p>
         </w:tc>
@@ -1475,7 +2465,7 @@
                 <w:i w:val="0"/>
                 <w:sz w:val="17"/>
               </w:rPr>
-              <w:t>Peu probable!!! Vu l'âge (20 ans) de FODE KANDE ou l'année à laquelle FODE KANDE a fréquenté l'école pour la dernière fois (2022) le dernier diplome de FODE KANDE ne peut être le Certificat d'études primaires (CEP), prière de corriger cette incohérence ou confirmer avec le QG.</w:t>
+              <w:t>Attention ! Le frais de scolarité (7000 Fcfa) de NARO KANDE en 1ére année de Primaire est relativement élevé par rapport aux autres frais de scolarités observés dans cette zone.</w:t>
             </w:r>
           </w:p>
         </w:tc>
@@ -1490,10 +2480,640 @@
               <w:rPr>
                 <w:b/>
                 <w:i w:val="0"/>
-                <w:color w:val="DC2626"/>
+                <w:color w:val="EA580C"/>
                 <w:sz w:val="16"/>
               </w:rPr>
-              <w:t>Haute</w:t>
+              <w:t>Moyenne</w:t>
+            </w:r>
+          </w:p>
+        </w:tc>
+        <w:tc>
+          <w:tcPr>
+            <w:tcW w:type="dxa" w:w="1247"/>
+          </w:tcPr>
+          <w:p>
+            <w:r>
+              <w:rPr>
+                <w:b/>
+                <w:i w:val="0"/>
+                <w:sz w:val="16"/>
+              </w:rPr>
+              <w:t>S02</w:t>
+              <w:br/>
+            </w:r>
+            <w:r>
+              <w:rPr>
+                <w:b w:val="0"/>
+                <w:i w:val="0"/>
+                <w:color w:val="64748B"/>
+                <w:sz w:val="14"/>
+              </w:rPr>
+              <w:t>Éducation</w:t>
+            </w:r>
+          </w:p>
+        </w:tc>
+        <w:tc>
+          <w:tcPr>
+            <w:tcW w:type="dxa" w:w="1531"/>
+          </w:tcPr>
+          <w:p>
+            <w:r>
+              <w:rPr>
+                <w:b/>
+                <w:i w:val="0"/>
+                <w:color w:val="16A34A"/>
+                <w:sz w:val="16"/>
+              </w:rPr>
+              <w:t>—</w:t>
+            </w:r>
+          </w:p>
+        </w:tc>
+        <w:tc>
+          <w:tcPr>
+            <w:tcW w:type="dxa" w:w="1191"/>
+          </w:tcPr>
+          <w:p>
+            <w:r>
+              <w:rPr>
+                <w:b w:val="0"/>
+                <w:i w:val="0"/>
+                <w:color w:val="64748B"/>
+                <w:sz w:val="16"/>
+              </w:rPr>
+              <w:t>GT-CQ</w:t>
+            </w:r>
+          </w:p>
+        </w:tc>
+        <w:tc>
+          <w:tcPr>
+            <w:tcW w:type="dxa" w:w="4706"/>
+          </w:tcPr>
+          <w:p>
+            <w:r>
+              <w:rPr>
+                <w:b w:val="0"/>
+                <w:i w:val="0"/>
+                <w:sz w:val="17"/>
+              </w:rPr>
+              <w:t>Prière de corriger ou de confirmer avec le QG.</w:t>
+            </w:r>
+          </w:p>
+        </w:tc>
+      </w:tr>
+      <w:tr>
+        <w:tc>
+          <w:tcPr>
+            <w:tcW w:type="dxa" w:w="964"/>
+          </w:tcPr>
+          <w:p>
+            <w:r>
+              <w:rPr>
+                <w:b/>
+                <w:i w:val="0"/>
+                <w:color w:val="EA580C"/>
+                <w:sz w:val="16"/>
+              </w:rPr>
+              <w:t>Moyenne</w:t>
+            </w:r>
+          </w:p>
+        </w:tc>
+        <w:tc>
+          <w:tcPr>
+            <w:tcW w:type="dxa" w:w="1247"/>
+          </w:tcPr>
+          <w:p>
+            <w:r>
+              <w:rPr>
+                <w:b/>
+                <w:i w:val="0"/>
+                <w:sz w:val="16"/>
+              </w:rPr>
+              <w:t>S02</w:t>
+              <w:br/>
+            </w:r>
+            <w:r>
+              <w:rPr>
+                <w:b w:val="0"/>
+                <w:i w:val="0"/>
+                <w:color w:val="64748B"/>
+                <w:sz w:val="14"/>
+              </w:rPr>
+              <w:t>Éducation</w:t>
+            </w:r>
+          </w:p>
+        </w:tc>
+        <w:tc>
+          <w:tcPr>
+            <w:tcW w:type="dxa" w:w="1531"/>
+          </w:tcPr>
+          <w:p>
+            <w:r>
+              <w:rPr>
+                <w:b/>
+                <w:i w:val="0"/>
+                <w:color w:val="16A34A"/>
+                <w:sz w:val="16"/>
+              </w:rPr>
+              <w:t>s01q63, s00q04, s02q25, s01q00b, s02q17_2, s02q15_2</w:t>
+            </w:r>
+          </w:p>
+        </w:tc>
+        <w:tc>
+          <w:tcPr>
+            <w:tcW w:type="dxa" w:w="1191"/>
+          </w:tcPr>
+          <w:p>
+            <w:r>
+              <w:rPr>
+                <w:b w:val="0"/>
+                <w:i w:val="0"/>
+                <w:color w:val="64748B"/>
+                <w:sz w:val="16"/>
+              </w:rPr>
+              <w:t>GT-CQ</w:t>
+            </w:r>
+          </w:p>
+        </w:tc>
+        <w:tc>
+          <w:tcPr>
+            <w:tcW w:type="dxa" w:w="4706"/>
+          </w:tcPr>
+          <w:p>
+            <w:r>
+              <w:rPr>
+                <w:b w:val="0"/>
+                <w:i w:val="0"/>
+                <w:sz w:val="17"/>
+              </w:rPr>
+              <w:t>Dans les milieux urbains c'est peu probable de voir une école dont les élèves ou étudiants ne dépensent pas en frais d'uniformes, prière de verifier pour HAWA KANDE qui fréquente 4ème année de Primaire et corriger ou confirmer avec le QG.</w:t>
+            </w:r>
+          </w:p>
+        </w:tc>
+      </w:tr>
+      <w:tr>
+        <w:tc>
+          <w:tcPr>
+            <w:tcW w:type="dxa" w:w="964"/>
+          </w:tcPr>
+          <w:p>
+            <w:r>
+              <w:rPr>
+                <w:b/>
+                <w:i w:val="0"/>
+                <w:color w:val="EA580C"/>
+                <w:sz w:val="16"/>
+              </w:rPr>
+              <w:t>Moyenne</w:t>
+            </w:r>
+          </w:p>
+        </w:tc>
+        <w:tc>
+          <w:tcPr>
+            <w:tcW w:type="dxa" w:w="1247"/>
+          </w:tcPr>
+          <w:p>
+            <w:r>
+              <w:rPr>
+                <w:b/>
+                <w:i w:val="0"/>
+                <w:sz w:val="16"/>
+              </w:rPr>
+              <w:t>S02</w:t>
+              <w:br/>
+            </w:r>
+            <w:r>
+              <w:rPr>
+                <w:b w:val="0"/>
+                <w:i w:val="0"/>
+                <w:color w:val="64748B"/>
+                <w:sz w:val="14"/>
+              </w:rPr>
+              <w:t>Éducation</w:t>
+            </w:r>
+          </w:p>
+        </w:tc>
+        <w:tc>
+          <w:tcPr>
+            <w:tcW w:type="dxa" w:w="1531"/>
+          </w:tcPr>
+          <w:p>
+            <w:r>
+              <w:rPr>
+                <w:b/>
+                <w:i w:val="0"/>
+                <w:color w:val="16A34A"/>
+                <w:sz w:val="16"/>
+              </w:rPr>
+              <w:t>s01q63, s00q04, s02q25, s01q00b, s02q17_2, s02q15_2</w:t>
+            </w:r>
+          </w:p>
+        </w:tc>
+        <w:tc>
+          <w:tcPr>
+            <w:tcW w:type="dxa" w:w="1191"/>
+          </w:tcPr>
+          <w:p>
+            <w:r>
+              <w:rPr>
+                <w:b w:val="0"/>
+                <w:i w:val="0"/>
+                <w:color w:val="64748B"/>
+                <w:sz w:val="16"/>
+              </w:rPr>
+              <w:t>GT-CQ</w:t>
+            </w:r>
+          </w:p>
+        </w:tc>
+        <w:tc>
+          <w:tcPr>
+            <w:tcW w:type="dxa" w:w="4706"/>
+          </w:tcPr>
+          <w:p>
+            <w:r>
+              <w:rPr>
+                <w:b w:val="0"/>
+                <w:i w:val="0"/>
+                <w:sz w:val="17"/>
+              </w:rPr>
+              <w:t>Dans les milieux urbains c'est peu probable de voir une école dont les élèves ou étudiants ne dépensent pas en frais d'uniformes, prière de verifier pour OMAR KANDE qui fréquente 5ème année de Primaire et corriger ou confirmer avec le QG.</w:t>
+            </w:r>
+          </w:p>
+        </w:tc>
+      </w:tr>
+      <w:tr>
+        <w:tc>
+          <w:tcPr>
+            <w:tcW w:type="dxa" w:w="964"/>
+          </w:tcPr>
+          <w:p>
+            <w:r>
+              <w:rPr>
+                <w:b/>
+                <w:i w:val="0"/>
+                <w:color w:val="EA580C"/>
+                <w:sz w:val="16"/>
+              </w:rPr>
+              <w:t>Moyenne</w:t>
+            </w:r>
+          </w:p>
+        </w:tc>
+        <w:tc>
+          <w:tcPr>
+            <w:tcW w:type="dxa" w:w="1247"/>
+          </w:tcPr>
+          <w:p>
+            <w:r>
+              <w:rPr>
+                <w:b/>
+                <w:i w:val="0"/>
+                <w:sz w:val="16"/>
+              </w:rPr>
+              <w:t>S02</w:t>
+              <w:br/>
+            </w:r>
+            <w:r>
+              <w:rPr>
+                <w:b w:val="0"/>
+                <w:i w:val="0"/>
+                <w:color w:val="64748B"/>
+                <w:sz w:val="14"/>
+              </w:rPr>
+              <w:t>Éducation</w:t>
+            </w:r>
+          </w:p>
+        </w:tc>
+        <w:tc>
+          <w:tcPr>
+            <w:tcW w:type="dxa" w:w="1531"/>
+          </w:tcPr>
+          <w:p>
+            <w:r>
+              <w:rPr>
+                <w:b/>
+                <w:i w:val="0"/>
+                <w:color w:val="16A34A"/>
+                <w:sz w:val="16"/>
+              </w:rPr>
+              <w:t>—</w:t>
+            </w:r>
+          </w:p>
+        </w:tc>
+        <w:tc>
+          <w:tcPr>
+            <w:tcW w:type="dxa" w:w="1191"/>
+          </w:tcPr>
+          <w:p>
+            <w:r>
+              <w:rPr>
+                <w:b w:val="0"/>
+                <w:i w:val="0"/>
+                <w:color w:val="64748B"/>
+                <w:sz w:val="16"/>
+              </w:rPr>
+              <w:t>GT-CQ</w:t>
+            </w:r>
+          </w:p>
+        </w:tc>
+        <w:tc>
+          <w:tcPr>
+            <w:tcW w:type="dxa" w:w="4706"/>
+          </w:tcPr>
+          <w:p>
+            <w:r>
+              <w:rPr>
+                <w:b w:val="0"/>
+                <w:i w:val="0"/>
+                <w:sz w:val="17"/>
+              </w:rPr>
+              <w:t>Prière de vous adresser à ANSOUMANA MANE pour avoir l'année exacte.</w:t>
+            </w:r>
+          </w:p>
+        </w:tc>
+      </w:tr>
+      <w:tr>
+        <w:tc>
+          <w:tcPr>
+            <w:tcW w:type="dxa" w:w="964"/>
+          </w:tcPr>
+          <w:p>
+            <w:r>
+              <w:rPr>
+                <w:b/>
+                <w:i w:val="0"/>
+                <w:color w:val="EA580C"/>
+                <w:sz w:val="16"/>
+              </w:rPr>
+              <w:t>Moyenne</w:t>
+            </w:r>
+          </w:p>
+        </w:tc>
+        <w:tc>
+          <w:tcPr>
+            <w:tcW w:type="dxa" w:w="1247"/>
+          </w:tcPr>
+          <w:p>
+            <w:r>
+              <w:rPr>
+                <w:b/>
+                <w:i w:val="0"/>
+                <w:sz w:val="16"/>
+              </w:rPr>
+              <w:t>S02</w:t>
+              <w:br/>
+            </w:r>
+            <w:r>
+              <w:rPr>
+                <w:b w:val="0"/>
+                <w:i w:val="0"/>
+                <w:color w:val="64748B"/>
+                <w:sz w:val="14"/>
+              </w:rPr>
+              <w:t>Éducation</w:t>
+            </w:r>
+          </w:p>
+        </w:tc>
+        <w:tc>
+          <w:tcPr>
+            <w:tcW w:type="dxa" w:w="1531"/>
+          </w:tcPr>
+          <w:p>
+            <w:r>
+              <w:rPr>
+                <w:b/>
+                <w:i w:val="0"/>
+                <w:color w:val="16A34A"/>
+                <w:sz w:val="16"/>
+              </w:rPr>
+              <w:t>—</w:t>
+            </w:r>
+          </w:p>
+        </w:tc>
+        <w:tc>
+          <w:tcPr>
+            <w:tcW w:type="dxa" w:w="1191"/>
+          </w:tcPr>
+          <w:p>
+            <w:r>
+              <w:rPr>
+                <w:b w:val="0"/>
+                <w:i w:val="0"/>
+                <w:color w:val="64748B"/>
+                <w:sz w:val="16"/>
+              </w:rPr>
+              <w:t>GT-CQ</w:t>
+            </w:r>
+          </w:p>
+        </w:tc>
+        <w:tc>
+          <w:tcPr>
+            <w:tcW w:type="dxa" w:w="4706"/>
+          </w:tcPr>
+          <w:p>
+            <w:r>
+              <w:rPr>
+                <w:b w:val="0"/>
+                <w:i w:val="0"/>
+                <w:sz w:val="17"/>
+              </w:rPr>
+              <w:t>Prière de vous adresser à OUSSEYE KANDE 1 pour avoir l'année exacte.</w:t>
+            </w:r>
+          </w:p>
+        </w:tc>
+      </w:tr>
+      <w:tr>
+        <w:tc>
+          <w:tcPr>
+            <w:tcW w:type="dxa" w:w="964"/>
+          </w:tcPr>
+          <w:p>
+            <w:r>
+              <w:rPr>
+                <w:b/>
+                <w:i w:val="0"/>
+                <w:color w:val="EA580C"/>
+                <w:sz w:val="16"/>
+              </w:rPr>
+              <w:t>Moyenne</w:t>
+            </w:r>
+          </w:p>
+        </w:tc>
+        <w:tc>
+          <w:tcPr>
+            <w:tcW w:type="dxa" w:w="1247"/>
+          </w:tcPr>
+          <w:p>
+            <w:r>
+              <w:rPr>
+                <w:b/>
+                <w:i w:val="0"/>
+                <w:sz w:val="16"/>
+              </w:rPr>
+              <w:t>S02</w:t>
+              <w:br/>
+            </w:r>
+            <w:r>
+              <w:rPr>
+                <w:b w:val="0"/>
+                <w:i w:val="0"/>
+                <w:color w:val="64748B"/>
+                <w:sz w:val="14"/>
+              </w:rPr>
+              <w:t>Éducation</w:t>
+            </w:r>
+          </w:p>
+        </w:tc>
+        <w:tc>
+          <w:tcPr>
+            <w:tcW w:type="dxa" w:w="1531"/>
+          </w:tcPr>
+          <w:p>
+            <w:r>
+              <w:rPr>
+                <w:b/>
+                <w:i w:val="0"/>
+                <w:color w:val="16A34A"/>
+                <w:sz w:val="16"/>
+              </w:rPr>
+              <w:t>—</w:t>
+            </w:r>
+          </w:p>
+        </w:tc>
+        <w:tc>
+          <w:tcPr>
+            <w:tcW w:type="dxa" w:w="1191"/>
+          </w:tcPr>
+          <w:p>
+            <w:r>
+              <w:rPr>
+                <w:b w:val="0"/>
+                <w:i w:val="0"/>
+                <w:color w:val="64748B"/>
+                <w:sz w:val="16"/>
+              </w:rPr>
+              <w:t>GT-CQ</w:t>
+            </w:r>
+          </w:p>
+        </w:tc>
+        <w:tc>
+          <w:tcPr>
+            <w:tcW w:type="dxa" w:w="4706"/>
+          </w:tcPr>
+          <w:p>
+            <w:r>
+              <w:rPr>
+                <w:b w:val="0"/>
+                <w:i w:val="0"/>
+                <w:sz w:val="17"/>
+              </w:rPr>
+              <w:t>Prière de vous adresser à YOUNOUSSA KANDE pour avoir l'année exacte.</w:t>
+            </w:r>
+          </w:p>
+        </w:tc>
+      </w:tr>
+      <w:tr>
+        <w:tc>
+          <w:tcPr>
+            <w:tcW w:type="dxa" w:w="964"/>
+          </w:tcPr>
+          <w:p>
+            <w:r>
+              <w:rPr>
+                <w:b/>
+                <w:i w:val="0"/>
+                <w:color w:val="EA580C"/>
+                <w:sz w:val="16"/>
+              </w:rPr>
+              <w:t>Moyenne</w:t>
+            </w:r>
+          </w:p>
+        </w:tc>
+        <w:tc>
+          <w:tcPr>
+            <w:tcW w:type="dxa" w:w="1247"/>
+          </w:tcPr>
+          <w:p>
+            <w:r>
+              <w:rPr>
+                <w:b/>
+                <w:i w:val="0"/>
+                <w:sz w:val="16"/>
+              </w:rPr>
+              <w:t>S06</w:t>
+              <w:br/>
+            </w:r>
+            <w:r>
+              <w:rPr>
+                <w:b w:val="0"/>
+                <w:i w:val="0"/>
+                <w:color w:val="64748B"/>
+                <w:sz w:val="14"/>
+              </w:rPr>
+              <w:t>Crédit &amp; épargne</w:t>
+            </w:r>
+          </w:p>
+        </w:tc>
+        <w:tc>
+          <w:tcPr>
+            <w:tcW w:type="dxa" w:w="1531"/>
+          </w:tcPr>
+          <w:p>
+            <w:r>
+              <w:rPr>
+                <w:b/>
+                <w:i w:val="0"/>
+                <w:color w:val="16A34A"/>
+                <w:sz w:val="16"/>
+              </w:rPr>
+              <w:t>—</w:t>
+            </w:r>
+          </w:p>
+        </w:tc>
+        <w:tc>
+          <w:tcPr>
+            <w:tcW w:type="dxa" w:w="1191"/>
+          </w:tcPr>
+          <w:p>
+            <w:r>
+              <w:rPr>
+                <w:b w:val="0"/>
+                <w:i w:val="0"/>
+                <w:color w:val="64748B"/>
+                <w:sz w:val="16"/>
+              </w:rPr>
+              <w:t>GT-CQ</w:t>
+            </w:r>
+          </w:p>
+        </w:tc>
+        <w:tc>
+          <w:tcPr>
+            <w:tcW w:type="dxa" w:w="4706"/>
+          </w:tcPr>
+          <w:p>
+            <w:r>
+              <w:rPr>
+                <w:b w:val="0"/>
+                <w:i w:val="0"/>
+                <w:sz w:val="17"/>
+              </w:rPr>
+              <w:t>Veuillez vous rassurez réellement que la personne n'a pas affecté de crédit immobilier.</w:t>
+            </w:r>
+          </w:p>
+        </w:tc>
+      </w:tr>
+      <w:tr>
+        <w:tc>
+          <w:tcPr>
+            <w:tcW w:type="dxa" w:w="964"/>
+          </w:tcPr>
+          <w:p>
+            <w:r>
+              <w:rPr>
+                <w:b/>
+                <w:i w:val="0"/>
+                <w:color w:val="EA580C"/>
+                <w:sz w:val="16"/>
+              </w:rPr>
+              <w:t>Moyenne</w:t>
             </w:r>
           </w:p>
         </w:tc>
@@ -1534,7 +3154,7 @@
                 <w:color w:val="16A34A"/>
                 <w:sz w:val="16"/>
               </w:rPr>
-              <w:t>s02q15, s02q20, s02q21, s04q21, s00q04, s04q35b, s04q46, s04q68</w:t>
+              <w:t>—</w:t>
             </w:r>
           </w:p>
         </w:tc>
@@ -1565,7 +3185,7 @@
                 <w:i w:val="0"/>
                 <w:sz w:val="17"/>
               </w:rPr>
-              <w:t>Incoherence!!! Le ménage a consommé 3 Cuillère Petit de Farine de blé locale ou importée, cette quantité semble anormale pour une consommation des 7 derniers jours, prière de verifier et corriger.</w:t>
+              <w:t>Attention ! La dépense du répas pris à l'extérieur de OUSSEYE KANDE 1 (11900 Fcfa) au cours de 7 derniers jours est relativement élevé.</w:t>
             </w:r>
           </w:p>
         </w:tc>
@@ -1580,10 +3200,820 @@
               <w:rPr>
                 <w:b/>
                 <w:i w:val="0"/>
-                <w:color w:val="DC2626"/>
+                <w:color w:val="EA580C"/>
                 <w:sz w:val="16"/>
               </w:rPr>
-              <w:t>Haute</w:t>
+              <w:t>Moyenne</w:t>
+            </w:r>
+          </w:p>
+        </w:tc>
+        <w:tc>
+          <w:tcPr>
+            <w:tcW w:type="dxa" w:w="1247"/>
+          </w:tcPr>
+          <w:p>
+            <w:r>
+              <w:rPr>
+                <w:b/>
+                <w:i w:val="0"/>
+                <w:sz w:val="16"/>
+              </w:rPr>
+              <w:t>S07</w:t>
+              <w:br/>
+            </w:r>
+            <w:r>
+              <w:rPr>
+                <w:b w:val="0"/>
+                <w:i w:val="0"/>
+                <w:color w:val="64748B"/>
+                <w:sz w:val="14"/>
+              </w:rPr>
+              <w:t>Consommation alimentaire</w:t>
+            </w:r>
+          </w:p>
+        </w:tc>
+        <w:tc>
+          <w:tcPr>
+            <w:tcW w:type="dxa" w:w="1531"/>
+          </w:tcPr>
+          <w:p>
+            <w:r>
+              <w:rPr>
+                <w:b/>
+                <w:i w:val="0"/>
+                <w:color w:val="16A34A"/>
+                <w:sz w:val="16"/>
+              </w:rPr>
+              <w:t>—</w:t>
+            </w:r>
+          </w:p>
+        </w:tc>
+        <w:tc>
+          <w:tcPr>
+            <w:tcW w:type="dxa" w:w="1191"/>
+          </w:tcPr>
+          <w:p>
+            <w:r>
+              <w:rPr>
+                <w:b w:val="0"/>
+                <w:i w:val="0"/>
+                <w:color w:val="64748B"/>
+                <w:sz w:val="16"/>
+              </w:rPr>
+              <w:t>GT-CQ</w:t>
+            </w:r>
+          </w:p>
+        </w:tc>
+        <w:tc>
+          <w:tcPr>
+            <w:tcW w:type="dxa" w:w="4706"/>
+          </w:tcPr>
+          <w:p>
+            <w:r>
+              <w:rPr>
+                <w:b w:val="0"/>
+                <w:i w:val="0"/>
+                <w:sz w:val="17"/>
+              </w:rPr>
+              <w:t>Prière de corriger ou de confirmer avec le QG.</w:t>
+            </w:r>
+          </w:p>
+        </w:tc>
+      </w:tr>
+      <w:tr>
+        <w:tc>
+          <w:tcPr>
+            <w:tcW w:type="dxa" w:w="964"/>
+          </w:tcPr>
+          <w:p>
+            <w:r>
+              <w:rPr>
+                <w:b/>
+                <w:i w:val="0"/>
+                <w:color w:val="EA580C"/>
+                <w:sz w:val="16"/>
+              </w:rPr>
+              <w:t>Moyenne</w:t>
+            </w:r>
+          </w:p>
+        </w:tc>
+        <w:tc>
+          <w:tcPr>
+            <w:tcW w:type="dxa" w:w="1247"/>
+          </w:tcPr>
+          <w:p>
+            <w:r>
+              <w:rPr>
+                <w:b/>
+                <w:i w:val="0"/>
+                <w:sz w:val="16"/>
+              </w:rPr>
+              <w:t>S07</w:t>
+              <w:br/>
+            </w:r>
+            <w:r>
+              <w:rPr>
+                <w:b w:val="0"/>
+                <w:i w:val="0"/>
+                <w:color w:val="64748B"/>
+                <w:sz w:val="14"/>
+              </w:rPr>
+              <w:t>Consommation alimentaire</w:t>
+            </w:r>
+          </w:p>
+        </w:tc>
+        <w:tc>
+          <w:tcPr>
+            <w:tcW w:type="dxa" w:w="1531"/>
+          </w:tcPr>
+          <w:p>
+            <w:r>
+              <w:rPr>
+                <w:b/>
+                <w:i w:val="0"/>
+                <w:color w:val="16A34A"/>
+                <w:sz w:val="16"/>
+              </w:rPr>
+              <w:t>—</w:t>
+            </w:r>
+          </w:p>
+        </w:tc>
+        <w:tc>
+          <w:tcPr>
+            <w:tcW w:type="dxa" w:w="1191"/>
+          </w:tcPr>
+          <w:p>
+            <w:r>
+              <w:rPr>
+                <w:b w:val="0"/>
+                <w:i w:val="0"/>
+                <w:color w:val="64748B"/>
+                <w:sz w:val="16"/>
+              </w:rPr>
+              <w:t>GT-CQ</w:t>
+            </w:r>
+          </w:p>
+        </w:tc>
+        <w:tc>
+          <w:tcPr>
+            <w:tcW w:type="dxa" w:w="4706"/>
+          </w:tcPr>
+          <w:p>
+            <w:r>
+              <w:rPr>
+                <w:b w:val="0"/>
+                <w:i w:val="0"/>
+                <w:sz w:val="17"/>
+              </w:rPr>
+              <w:t>Attention ! Le prix unitaire d'achat (1250 Fcfa) de Cube alimentaire (Maggi, Jumbo, ) et bouillon en poudre en Cube (Petit) est relativement élevé par rapport aux autres prix observés dans cette zone.</w:t>
+            </w:r>
+          </w:p>
+        </w:tc>
+      </w:tr>
+      <w:tr>
+        <w:tc>
+          <w:tcPr>
+            <w:tcW w:type="dxa" w:w="964"/>
+          </w:tcPr>
+          <w:p>
+            <w:r>
+              <w:rPr>
+                <w:b/>
+                <w:i w:val="0"/>
+                <w:color w:val="EA580C"/>
+                <w:sz w:val="16"/>
+              </w:rPr>
+              <w:t>Moyenne</w:t>
+            </w:r>
+          </w:p>
+        </w:tc>
+        <w:tc>
+          <w:tcPr>
+            <w:tcW w:type="dxa" w:w="1247"/>
+          </w:tcPr>
+          <w:p>
+            <w:r>
+              <w:rPr>
+                <w:b/>
+                <w:i w:val="0"/>
+                <w:sz w:val="16"/>
+              </w:rPr>
+              <w:t>S07</w:t>
+              <w:br/>
+            </w:r>
+            <w:r>
+              <w:rPr>
+                <w:b w:val="0"/>
+                <w:i w:val="0"/>
+                <w:color w:val="64748B"/>
+                <w:sz w:val="14"/>
+              </w:rPr>
+              <w:t>Consommation alimentaire</w:t>
+            </w:r>
+          </w:p>
+        </w:tc>
+        <w:tc>
+          <w:tcPr>
+            <w:tcW w:type="dxa" w:w="1531"/>
+          </w:tcPr>
+          <w:p>
+            <w:r>
+              <w:rPr>
+                <w:b/>
+                <w:i w:val="0"/>
+                <w:color w:val="16A34A"/>
+                <w:sz w:val="16"/>
+              </w:rPr>
+              <w:t>—</w:t>
+            </w:r>
+          </w:p>
+        </w:tc>
+        <w:tc>
+          <w:tcPr>
+            <w:tcW w:type="dxa" w:w="1191"/>
+          </w:tcPr>
+          <w:p>
+            <w:r>
+              <w:rPr>
+                <w:b w:val="0"/>
+                <w:i w:val="0"/>
+                <w:color w:val="64748B"/>
+                <w:sz w:val="16"/>
+              </w:rPr>
+              <w:t>GT-CQ</w:t>
+            </w:r>
+          </w:p>
+        </w:tc>
+        <w:tc>
+          <w:tcPr>
+            <w:tcW w:type="dxa" w:w="4706"/>
+          </w:tcPr>
+          <w:p>
+            <w:r>
+              <w:rPr>
+                <w:b w:val="0"/>
+                <w:i w:val="0"/>
+                <w:sz w:val="17"/>
+              </w:rPr>
+              <w:t>Prière de corriger ou de confirmer avec le QG.</w:t>
+            </w:r>
+          </w:p>
+        </w:tc>
+      </w:tr>
+      <w:tr>
+        <w:tc>
+          <w:tcPr>
+            <w:tcW w:type="dxa" w:w="964"/>
+          </w:tcPr>
+          <w:p>
+            <w:r>
+              <w:rPr>
+                <w:b/>
+                <w:i w:val="0"/>
+                <w:color w:val="EA580C"/>
+                <w:sz w:val="16"/>
+              </w:rPr>
+              <w:t>Moyenne</w:t>
+            </w:r>
+          </w:p>
+        </w:tc>
+        <w:tc>
+          <w:tcPr>
+            <w:tcW w:type="dxa" w:w="1247"/>
+          </w:tcPr>
+          <w:p>
+            <w:r>
+              <w:rPr>
+                <w:b/>
+                <w:i w:val="0"/>
+                <w:sz w:val="16"/>
+              </w:rPr>
+              <w:t>S07</w:t>
+              <w:br/>
+            </w:r>
+            <w:r>
+              <w:rPr>
+                <w:b w:val="0"/>
+                <w:i w:val="0"/>
+                <w:color w:val="64748B"/>
+                <w:sz w:val="14"/>
+              </w:rPr>
+              <w:t>Consommation alimentaire</w:t>
+            </w:r>
+          </w:p>
+        </w:tc>
+        <w:tc>
+          <w:tcPr>
+            <w:tcW w:type="dxa" w:w="1531"/>
+          </w:tcPr>
+          <w:p>
+            <w:r>
+              <w:rPr>
+                <w:b/>
+                <w:i w:val="0"/>
+                <w:color w:val="16A34A"/>
+                <w:sz w:val="16"/>
+              </w:rPr>
+              <w:t>—</w:t>
+            </w:r>
+          </w:p>
+        </w:tc>
+        <w:tc>
+          <w:tcPr>
+            <w:tcW w:type="dxa" w:w="1191"/>
+          </w:tcPr>
+          <w:p>
+            <w:r>
+              <w:rPr>
+                <w:b w:val="0"/>
+                <w:i w:val="0"/>
+                <w:color w:val="64748B"/>
+                <w:sz w:val="16"/>
+              </w:rPr>
+              <w:t>GT-CQ</w:t>
+            </w:r>
+          </w:p>
+        </w:tc>
+        <w:tc>
+          <w:tcPr>
+            <w:tcW w:type="dxa" w:w="4706"/>
+          </w:tcPr>
+          <w:p>
+            <w:r>
+              <w:rPr>
+                <w:b w:val="0"/>
+                <w:i w:val="0"/>
+                <w:sz w:val="17"/>
+              </w:rPr>
+              <w:t>Attention ! Le prix unitaire d'achat (500 Fcfa) de Piment séché/ poudre en Sachets (Petit) est relativement élevé par rapport aux autres prix observés dans cette zone.</w:t>
+            </w:r>
+          </w:p>
+        </w:tc>
+      </w:tr>
+      <w:tr>
+        <w:tc>
+          <w:tcPr>
+            <w:tcW w:type="dxa" w:w="964"/>
+          </w:tcPr>
+          <w:p>
+            <w:r>
+              <w:rPr>
+                <w:b/>
+                <w:i w:val="0"/>
+                <w:color w:val="EA580C"/>
+                <w:sz w:val="16"/>
+              </w:rPr>
+              <w:t>Moyenne</w:t>
+            </w:r>
+          </w:p>
+        </w:tc>
+        <w:tc>
+          <w:tcPr>
+            <w:tcW w:type="dxa" w:w="1247"/>
+          </w:tcPr>
+          <w:p>
+            <w:r>
+              <w:rPr>
+                <w:b/>
+                <w:i w:val="0"/>
+                <w:sz w:val="16"/>
+              </w:rPr>
+              <w:t>S09</w:t>
+              <w:br/>
+            </w:r>
+            <w:r>
+              <w:rPr>
+                <w:b w:val="0"/>
+                <w:i w:val="0"/>
+                <w:color w:val="64748B"/>
+                <w:sz w:val="14"/>
+              </w:rPr>
+              <w:t>Dépenses non alimentaires</w:t>
+            </w:r>
+          </w:p>
+        </w:tc>
+        <w:tc>
+          <w:tcPr>
+            <w:tcW w:type="dxa" w:w="1531"/>
+          </w:tcPr>
+          <w:p>
+            <w:r>
+              <w:rPr>
+                <w:b/>
+                <w:i w:val="0"/>
+                <w:color w:val="16A34A"/>
+                <w:sz w:val="16"/>
+              </w:rPr>
+              <w:t>—</w:t>
+            </w:r>
+          </w:p>
+        </w:tc>
+        <w:tc>
+          <w:tcPr>
+            <w:tcW w:type="dxa" w:w="1191"/>
+          </w:tcPr>
+          <w:p>
+            <w:r>
+              <w:rPr>
+                <w:b w:val="0"/>
+                <w:i w:val="0"/>
+                <w:color w:val="64748B"/>
+                <w:sz w:val="16"/>
+              </w:rPr>
+              <w:t>GT-CQ</w:t>
+            </w:r>
+          </w:p>
+        </w:tc>
+        <w:tc>
+          <w:tcPr>
+            <w:tcW w:type="dxa" w:w="4706"/>
+          </w:tcPr>
+          <w:p>
+            <w:r>
+              <w:rPr>
+                <w:b w:val="0"/>
+                <w:i w:val="0"/>
+                <w:sz w:val="17"/>
+              </w:rPr>
+              <w:t>Attention ! La dépense du ménage de ANSATOU SABALY (1000 Fcfa) au cours de 7 derniers jours de Cigarettes, Tabac est relativement élevé.</w:t>
+            </w:r>
+          </w:p>
+        </w:tc>
+      </w:tr>
+      <w:tr>
+        <w:tc>
+          <w:tcPr>
+            <w:tcW w:type="dxa" w:w="964"/>
+          </w:tcPr>
+          <w:p>
+            <w:r>
+              <w:rPr>
+                <w:b/>
+                <w:i w:val="0"/>
+                <w:color w:val="EA580C"/>
+                <w:sz w:val="16"/>
+              </w:rPr>
+              <w:t>Moyenne</w:t>
+            </w:r>
+          </w:p>
+        </w:tc>
+        <w:tc>
+          <w:tcPr>
+            <w:tcW w:type="dxa" w:w="1247"/>
+          </w:tcPr>
+          <w:p>
+            <w:r>
+              <w:rPr>
+                <w:b/>
+                <w:i w:val="0"/>
+                <w:sz w:val="16"/>
+              </w:rPr>
+              <w:t>S09</w:t>
+              <w:br/>
+            </w:r>
+            <w:r>
+              <w:rPr>
+                <w:b w:val="0"/>
+                <w:i w:val="0"/>
+                <w:color w:val="64748B"/>
+                <w:sz w:val="14"/>
+              </w:rPr>
+              <w:t>Dépenses non alimentaires</w:t>
+            </w:r>
+          </w:p>
+        </w:tc>
+        <w:tc>
+          <w:tcPr>
+            <w:tcW w:type="dxa" w:w="1531"/>
+          </w:tcPr>
+          <w:p>
+            <w:r>
+              <w:rPr>
+                <w:b/>
+                <w:i w:val="0"/>
+                <w:color w:val="16A34A"/>
+                <w:sz w:val="16"/>
+              </w:rPr>
+              <w:t>—</w:t>
+            </w:r>
+          </w:p>
+        </w:tc>
+        <w:tc>
+          <w:tcPr>
+            <w:tcW w:type="dxa" w:w="1191"/>
+          </w:tcPr>
+          <w:p>
+            <w:r>
+              <w:rPr>
+                <w:b w:val="0"/>
+                <w:i w:val="0"/>
+                <w:color w:val="64748B"/>
+                <w:sz w:val="16"/>
+              </w:rPr>
+              <w:t>GT-CQ</w:t>
+            </w:r>
+          </w:p>
+        </w:tc>
+        <w:tc>
+          <w:tcPr>
+            <w:tcW w:type="dxa" w:w="4706"/>
+          </w:tcPr>
+          <w:p>
+            <w:r>
+              <w:rPr>
+                <w:b w:val="0"/>
+                <w:i w:val="0"/>
+                <w:sz w:val="17"/>
+              </w:rPr>
+              <w:t>Prière de corriger ou de confirmer avec le QG.</w:t>
+            </w:r>
+          </w:p>
+        </w:tc>
+      </w:tr>
+      <w:tr>
+        <w:tc>
+          <w:tcPr>
+            <w:tcW w:type="dxa" w:w="964"/>
+          </w:tcPr>
+          <w:p>
+            <w:r>
+              <w:rPr>
+                <w:b/>
+                <w:i w:val="0"/>
+                <w:color w:val="EA580C"/>
+                <w:sz w:val="16"/>
+              </w:rPr>
+              <w:t>Moyenne</w:t>
+            </w:r>
+          </w:p>
+        </w:tc>
+        <w:tc>
+          <w:tcPr>
+            <w:tcW w:type="dxa" w:w="1247"/>
+          </w:tcPr>
+          <w:p>
+            <w:r>
+              <w:rPr>
+                <w:b/>
+                <w:i w:val="0"/>
+                <w:sz w:val="16"/>
+              </w:rPr>
+              <w:t>S09</w:t>
+              <w:br/>
+            </w:r>
+            <w:r>
+              <w:rPr>
+                <w:b w:val="0"/>
+                <w:i w:val="0"/>
+                <w:color w:val="64748B"/>
+                <w:sz w:val="14"/>
+              </w:rPr>
+              <w:t>Dépenses non alimentaires</w:t>
+            </w:r>
+          </w:p>
+        </w:tc>
+        <w:tc>
+          <w:tcPr>
+            <w:tcW w:type="dxa" w:w="1531"/>
+          </w:tcPr>
+          <w:p>
+            <w:r>
+              <w:rPr>
+                <w:b/>
+                <w:i w:val="0"/>
+                <w:color w:val="16A34A"/>
+                <w:sz w:val="16"/>
+              </w:rPr>
+              <w:t>—</w:t>
+            </w:r>
+          </w:p>
+        </w:tc>
+        <w:tc>
+          <w:tcPr>
+            <w:tcW w:type="dxa" w:w="1191"/>
+          </w:tcPr>
+          <w:p>
+            <w:r>
+              <w:rPr>
+                <w:b w:val="0"/>
+                <w:i w:val="0"/>
+                <w:color w:val="64748B"/>
+                <w:sz w:val="16"/>
+              </w:rPr>
+              <w:t>GT-CQ</w:t>
+            </w:r>
+          </w:p>
+        </w:tc>
+        <w:tc>
+          <w:tcPr>
+            <w:tcW w:type="dxa" w:w="4706"/>
+          </w:tcPr>
+          <w:p>
+            <w:r>
+              <w:rPr>
+                <w:b w:val="0"/>
+                <w:i w:val="0"/>
+                <w:sz w:val="17"/>
+              </w:rPr>
+              <w:t>Attention ! La dépense du ménage de ANSATOU SABALY (5000 Fcfa) au cours de 30 derniers jours de Bois de chauffe acheté est relativement élevé.</w:t>
+            </w:r>
+          </w:p>
+        </w:tc>
+      </w:tr>
+      <w:tr>
+        <w:tc>
+          <w:tcPr>
+            <w:tcW w:type="dxa" w:w="964"/>
+          </w:tcPr>
+          <w:p>
+            <w:r>
+              <w:rPr>
+                <w:b/>
+                <w:i w:val="0"/>
+                <w:color w:val="EA580C"/>
+                <w:sz w:val="16"/>
+              </w:rPr>
+              <w:t>Moyenne</w:t>
+            </w:r>
+          </w:p>
+        </w:tc>
+        <w:tc>
+          <w:tcPr>
+            <w:tcW w:type="dxa" w:w="1247"/>
+          </w:tcPr>
+          <w:p>
+            <w:r>
+              <w:rPr>
+                <w:b/>
+                <w:i w:val="0"/>
+                <w:sz w:val="16"/>
+              </w:rPr>
+              <w:t>S09</w:t>
+              <w:br/>
+            </w:r>
+            <w:r>
+              <w:rPr>
+                <w:b w:val="0"/>
+                <w:i w:val="0"/>
+                <w:color w:val="64748B"/>
+                <w:sz w:val="14"/>
+              </w:rPr>
+              <w:t>Dépenses non alimentaires</w:t>
+            </w:r>
+          </w:p>
+        </w:tc>
+        <w:tc>
+          <w:tcPr>
+            <w:tcW w:type="dxa" w:w="1531"/>
+          </w:tcPr>
+          <w:p>
+            <w:r>
+              <w:rPr>
+                <w:b/>
+                <w:i w:val="0"/>
+                <w:color w:val="16A34A"/>
+                <w:sz w:val="16"/>
+              </w:rPr>
+              <w:t>—</w:t>
+            </w:r>
+          </w:p>
+        </w:tc>
+        <w:tc>
+          <w:tcPr>
+            <w:tcW w:type="dxa" w:w="1191"/>
+          </w:tcPr>
+          <w:p>
+            <w:r>
+              <w:rPr>
+                <w:b w:val="0"/>
+                <w:i w:val="0"/>
+                <w:color w:val="64748B"/>
+                <w:sz w:val="16"/>
+              </w:rPr>
+              <w:t>GT-CQ</w:t>
+            </w:r>
+          </w:p>
+        </w:tc>
+        <w:tc>
+          <w:tcPr>
+            <w:tcW w:type="dxa" w:w="4706"/>
+          </w:tcPr>
+          <w:p>
+            <w:r>
+              <w:rPr>
+                <w:b w:val="0"/>
+                <w:i w:val="0"/>
+                <w:sz w:val="17"/>
+              </w:rPr>
+              <w:t>Prière de corriger ou de confirmer avec le QG.</w:t>
+            </w:r>
+          </w:p>
+        </w:tc>
+      </w:tr>
+      <w:tr>
+        <w:tc>
+          <w:tcPr>
+            <w:tcW w:type="dxa" w:w="964"/>
+          </w:tcPr>
+          <w:p>
+            <w:r>
+              <w:rPr>
+                <w:b/>
+                <w:i w:val="0"/>
+                <w:color w:val="EA580C"/>
+                <w:sz w:val="16"/>
+              </w:rPr>
+              <w:t>Moyenne</w:t>
+            </w:r>
+          </w:p>
+        </w:tc>
+        <w:tc>
+          <w:tcPr>
+            <w:tcW w:type="dxa" w:w="1247"/>
+          </w:tcPr>
+          <w:p>
+            <w:r>
+              <w:rPr>
+                <w:b/>
+                <w:i w:val="0"/>
+                <w:sz w:val="16"/>
+              </w:rPr>
+              <w:t>S10</w:t>
+              <w:br/>
+            </w:r>
+            <w:r>
+              <w:rPr>
+                <w:b w:val="0"/>
+                <w:i w:val="0"/>
+                <w:color w:val="64748B"/>
+                <w:sz w:val="14"/>
+              </w:rPr>
+              <w:t>Logement</w:t>
+            </w:r>
+          </w:p>
+        </w:tc>
+        <w:tc>
+          <w:tcPr>
+            <w:tcW w:type="dxa" w:w="1531"/>
+          </w:tcPr>
+          <w:p>
+            <w:r>
+              <w:rPr>
+                <w:b/>
+                <w:i w:val="0"/>
+                <w:color w:val="16A34A"/>
+                <w:sz w:val="16"/>
+              </w:rPr>
+              <w:t>s00q07a, s00q08, s00q10, s00q13_0, s00q15_0, s00q17_0, s00q23a, s00q23b</w:t>
+            </w:r>
+          </w:p>
+        </w:tc>
+        <w:tc>
+          <w:tcPr>
+            <w:tcW w:type="dxa" w:w="1191"/>
+          </w:tcPr>
+          <w:p>
+            <w:r>
+              <w:rPr>
+                <w:b w:val="0"/>
+                <w:i w:val="0"/>
+                <w:color w:val="64748B"/>
+                <w:sz w:val="16"/>
+              </w:rPr>
+              <w:t>GT-CQ</w:t>
+            </w:r>
+          </w:p>
+        </w:tc>
+        <w:tc>
+          <w:tcPr>
+            <w:tcW w:type="dxa" w:w="4706"/>
+          </w:tcPr>
+          <w:p>
+            <w:r>
+              <w:rPr>
+                <w:b w:val="0"/>
+                <w:i w:val="0"/>
+                <w:sz w:val="17"/>
+              </w:rPr>
+              <w:t>Le noms de l'entreprise  ne doit pas contenir de chiffre et doit être bien renseigné, prière de bien renseigné .</w:t>
+            </w:r>
+          </w:p>
+        </w:tc>
+      </w:tr>
+      <w:tr>
+        <w:tc>
+          <w:tcPr>
+            <w:tcW w:type="dxa" w:w="964"/>
+          </w:tcPr>
+          <w:p>
+            <w:r>
+              <w:rPr>
+                <w:b/>
+                <w:i w:val="0"/>
+                <w:color w:val="EA580C"/>
+                <w:sz w:val="16"/>
+              </w:rPr>
+              <w:t>Moyenne</w:t>
             </w:r>
           </w:p>
         </w:tc>
@@ -1655,7 +4085,7 @@
                 <w:i w:val="0"/>
                 <w:sz w:val="17"/>
               </w:rPr>
-              <w:t>Incoherence!! Le ménage a depensé .</w:t>
+              <w:t>Prière de vérifier pour être sûr que vous avez choisi les bonnes modalités des questions 11.01 et 11.18 .</w:t>
             </w:r>
           </w:p>
         </w:tc>
@@ -1670,10 +4100,10 @@
               <w:rPr>
                 <w:b/>
                 <w:i w:val="0"/>
-                <w:color w:val="DC2626"/>
+                <w:color w:val="EA580C"/>
                 <w:sz w:val="16"/>
               </w:rPr>
-              <w:t>Haute</w:t>
+              <w:t>Moyenne</w:t>
             </w:r>
           </w:p>
         </w:tc>
@@ -1714,7 +4144,7 @@
                 <w:color w:val="16A34A"/>
                 <w:sz w:val="16"/>
               </w:rPr>
-              <w:t>s01q29, s01q31, s04q24, s00q04, s11q21, s09fq03, s09fq011</w:t>
+              <w:t>—</w:t>
             </w:r>
           </w:p>
         </w:tc>
@@ -1745,3067 +4175,7 @@
                 <w:i w:val="0"/>
                 <w:sz w:val="17"/>
               </w:rPr>
-              <w:t>FCFA dans Frais de connexion au réseau de distribution d'eau mais dit ne pas être connecté à un réseau d'eau courante, prière de corriger cette incoherenceAttention!!! Les ménages vivants dans un(e) Maison Basse à KOLDA Urbain ont généralement comme principal matériau de construction le/la Ciment/Béton/Pierres de taille, mais celui du ménage de ANSATOU SABALY (Briques cuites) diffère de celui-ci.</w:t>
-            </w:r>
-          </w:p>
-        </w:tc>
-      </w:tr>
-      <w:tr>
-        <w:tc>
-          <w:tcPr>
-            <w:tcW w:type="dxa" w:w="964"/>
-          </w:tcPr>
-          <w:p>
-            <w:r>
-              <w:rPr>
-                <w:b/>
-                <w:i w:val="0"/>
-                <w:color w:val="EA580C"/>
-                <w:sz w:val="16"/>
-              </w:rPr>
-              <w:t>Moyenne</w:t>
-            </w:r>
-          </w:p>
-        </w:tc>
-        <w:tc>
-          <w:tcPr>
-            <w:tcW w:type="dxa" w:w="1247"/>
-          </w:tcPr>
-          <w:p>
-            <w:r>
-              <w:rPr>
-                <w:b/>
-                <w:i w:val="0"/>
-                <w:sz w:val="16"/>
-              </w:rPr>
-              <w:t>S00</w:t>
-              <w:br/>
-            </w:r>
-            <w:r>
-              <w:rPr>
-                <w:b w:val="0"/>
-                <w:i w:val="0"/>
-                <w:color w:val="64748B"/>
-                <w:sz w:val="14"/>
-              </w:rPr>
-              <w:t>Identification</w:t>
-            </w:r>
-          </w:p>
-        </w:tc>
-        <w:tc>
-          <w:tcPr>
-            <w:tcW w:type="dxa" w:w="1531"/>
-          </w:tcPr>
-          <w:p>
-            <w:r>
-              <w:rPr>
-                <w:b/>
-                <w:i w:val="0"/>
-                <w:color w:val="16A34A"/>
-                <w:sz w:val="16"/>
-              </w:rPr>
-              <w:t>—</w:t>
-            </w:r>
-          </w:p>
-        </w:tc>
-        <w:tc>
-          <w:tcPr>
-            <w:tcW w:type="dxa" w:w="1191"/>
-          </w:tcPr>
-          <w:p>
-            <w:r>
-              <w:rPr>
-                <w:b w:val="0"/>
-                <w:i w:val="0"/>
-                <w:color w:val="64748B"/>
-                <w:sz w:val="16"/>
-              </w:rPr>
-              <w:t>GT-CQ</w:t>
-            </w:r>
-          </w:p>
-        </w:tc>
-        <w:tc>
-          <w:tcPr>
-            <w:tcW w:type="dxa" w:w="4706"/>
-          </w:tcPr>
-          <w:p>
-            <w:r>
-              <w:rPr>
-                <w:b w:val="0"/>
-                <w:i w:val="0"/>
-                <w:sz w:val="17"/>
-              </w:rPr>
-              <w:t>L'adresse ou la localisation du ménage doit être bien renseignée, ne doit pas contenir des numéros de téléphone et elle semble courte pour être une adresse.</w:t>
-            </w:r>
-          </w:p>
-        </w:tc>
-      </w:tr>
-      <w:tr>
-        <w:tc>
-          <w:tcPr>
-            <w:tcW w:type="dxa" w:w="964"/>
-          </w:tcPr>
-          <w:p>
-            <w:r>
-              <w:rPr>
-                <w:b/>
-                <w:i w:val="0"/>
-                <w:color w:val="EA580C"/>
-                <w:sz w:val="16"/>
-              </w:rPr>
-              <w:t>Moyenne</w:t>
-            </w:r>
-          </w:p>
-        </w:tc>
-        <w:tc>
-          <w:tcPr>
-            <w:tcW w:type="dxa" w:w="1247"/>
-          </w:tcPr>
-          <w:p>
-            <w:r>
-              <w:rPr>
-                <w:b/>
-                <w:i w:val="0"/>
-                <w:sz w:val="16"/>
-              </w:rPr>
-              <w:t>S00</w:t>
-              <w:br/>
-            </w:r>
-            <w:r>
-              <w:rPr>
-                <w:b w:val="0"/>
-                <w:i w:val="0"/>
-                <w:color w:val="64748B"/>
-                <w:sz w:val="14"/>
-              </w:rPr>
-              <w:t>Identification</w:t>
-            </w:r>
-          </w:p>
-        </w:tc>
-        <w:tc>
-          <w:tcPr>
-            <w:tcW w:type="dxa" w:w="1531"/>
-          </w:tcPr>
-          <w:p>
-            <w:r>
-              <w:rPr>
-                <w:b/>
-                <w:i w:val="0"/>
-                <w:color w:val="16A34A"/>
-                <w:sz w:val="16"/>
-              </w:rPr>
-              <w:t>—</w:t>
-            </w:r>
-          </w:p>
-        </w:tc>
-        <w:tc>
-          <w:tcPr>
-            <w:tcW w:type="dxa" w:w="1191"/>
-          </w:tcPr>
-          <w:p>
-            <w:r>
-              <w:rPr>
-                <w:b w:val="0"/>
-                <w:i w:val="0"/>
-                <w:color w:val="64748B"/>
-                <w:sz w:val="16"/>
-              </w:rPr>
-              <w:t>GT-CQ</w:t>
-            </w:r>
-          </w:p>
-        </w:tc>
-        <w:tc>
-          <w:tcPr>
-            <w:tcW w:type="dxa" w:w="4706"/>
-          </w:tcPr>
-          <w:p>
-            <w:r>
-              <w:rPr>
-                <w:b w:val="0"/>
-                <w:i w:val="0"/>
-                <w:sz w:val="17"/>
-              </w:rPr>
-              <w:t>Prière de renseigner la bonne adresse.</w:t>
-            </w:r>
-          </w:p>
-        </w:tc>
-      </w:tr>
-      <w:tr>
-        <w:tc>
-          <w:tcPr>
-            <w:tcW w:type="dxa" w:w="964"/>
-          </w:tcPr>
-          <w:p>
-            <w:r>
-              <w:rPr>
-                <w:b/>
-                <w:i w:val="0"/>
-                <w:color w:val="EA580C"/>
-                <w:sz w:val="16"/>
-              </w:rPr>
-              <w:t>Moyenne</w:t>
-            </w:r>
-          </w:p>
-        </w:tc>
-        <w:tc>
-          <w:tcPr>
-            <w:tcW w:type="dxa" w:w="1247"/>
-          </w:tcPr>
-          <w:p>
-            <w:r>
-              <w:rPr>
-                <w:b/>
-                <w:i w:val="0"/>
-                <w:sz w:val="16"/>
-              </w:rPr>
-              <w:t>S01</w:t>
-              <w:br/>
-            </w:r>
-            <w:r>
-              <w:rPr>
-                <w:b w:val="0"/>
-                <w:i w:val="0"/>
-                <w:color w:val="64748B"/>
-                <w:sz w:val="14"/>
-              </w:rPr>
-              <w:t>Démographie</w:t>
-            </w:r>
-          </w:p>
-        </w:tc>
-        <w:tc>
-          <w:tcPr>
-            <w:tcW w:type="dxa" w:w="1531"/>
-          </w:tcPr>
-          <w:p>
-            <w:r>
-              <w:rPr>
-                <w:b/>
-                <w:i w:val="0"/>
-                <w:color w:val="16A34A"/>
-                <w:sz w:val="16"/>
-              </w:rPr>
-              <w:t>—</w:t>
-            </w:r>
-          </w:p>
-        </w:tc>
-        <w:tc>
-          <w:tcPr>
-            <w:tcW w:type="dxa" w:w="1191"/>
-          </w:tcPr>
-          <w:p>
-            <w:r>
-              <w:rPr>
-                <w:b w:val="0"/>
-                <w:i w:val="0"/>
-                <w:color w:val="64748B"/>
-                <w:sz w:val="16"/>
-              </w:rPr>
-              <w:t>GT-CQ</w:t>
-            </w:r>
-          </w:p>
-        </w:tc>
-        <w:tc>
-          <w:tcPr>
-            <w:tcW w:type="dxa" w:w="4706"/>
-          </w:tcPr>
-          <w:p>
-            <w:r>
-              <w:rPr>
-                <w:b w:val="0"/>
-                <w:i w:val="0"/>
-                <w:sz w:val="17"/>
-              </w:rPr>
-              <w:t>Prière de verifier l'information donnée par FATOUMATA KANDE ou corriger au niveau de la section 1.</w:t>
-            </w:r>
-          </w:p>
-        </w:tc>
-      </w:tr>
-      <w:tr>
-        <w:tc>
-          <w:tcPr>
-            <w:tcW w:type="dxa" w:w="964"/>
-          </w:tcPr>
-          <w:p>
-            <w:r>
-              <w:rPr>
-                <w:b/>
-                <w:i w:val="0"/>
-                <w:color w:val="EA580C"/>
-                <w:sz w:val="16"/>
-              </w:rPr>
-              <w:t>Moyenne</w:t>
-            </w:r>
-          </w:p>
-        </w:tc>
-        <w:tc>
-          <w:tcPr>
-            <w:tcW w:type="dxa" w:w="1247"/>
-          </w:tcPr>
-          <w:p>
-            <w:r>
-              <w:rPr>
-                <w:b/>
-                <w:i w:val="0"/>
-                <w:sz w:val="16"/>
-              </w:rPr>
-              <w:t>S01</w:t>
-              <w:br/>
-            </w:r>
-            <w:r>
-              <w:rPr>
-                <w:b w:val="0"/>
-                <w:i w:val="0"/>
-                <w:color w:val="64748B"/>
-                <w:sz w:val="14"/>
-              </w:rPr>
-              <w:t>Démographie</w:t>
-            </w:r>
-          </w:p>
-        </w:tc>
-        <w:tc>
-          <w:tcPr>
-            <w:tcW w:type="dxa" w:w="1531"/>
-          </w:tcPr>
-          <w:p>
-            <w:r>
-              <w:rPr>
-                <w:b/>
-                <w:i w:val="0"/>
-                <w:color w:val="16A34A"/>
-                <w:sz w:val="16"/>
-              </w:rPr>
-              <w:t>—</w:t>
-            </w:r>
-          </w:p>
-        </w:tc>
-        <w:tc>
-          <w:tcPr>
-            <w:tcW w:type="dxa" w:w="1191"/>
-          </w:tcPr>
-          <w:p>
-            <w:r>
-              <w:rPr>
-                <w:b w:val="0"/>
-                <w:i w:val="0"/>
-                <w:color w:val="64748B"/>
-                <w:sz w:val="16"/>
-              </w:rPr>
-              <w:t>GT-CQ</w:t>
-            </w:r>
-          </w:p>
-        </w:tc>
-        <w:tc>
-          <w:tcPr>
-            <w:tcW w:type="dxa" w:w="4706"/>
-          </w:tcPr>
-          <w:p>
-            <w:r>
-              <w:rPr>
-                <w:b w:val="0"/>
-                <w:i w:val="0"/>
-                <w:sz w:val="17"/>
-              </w:rPr>
-              <w:t>Prière de verifier l'information donnée par HAMADOU KANDE ou corriger au niveau de la section 1.</w:t>
-            </w:r>
-          </w:p>
-        </w:tc>
-      </w:tr>
-      <w:tr>
-        <w:tc>
-          <w:tcPr>
-            <w:tcW w:type="dxa" w:w="964"/>
-          </w:tcPr>
-          <w:p>
-            <w:r>
-              <w:rPr>
-                <w:b/>
-                <w:i w:val="0"/>
-                <w:color w:val="EA580C"/>
-                <w:sz w:val="16"/>
-              </w:rPr>
-              <w:t>Moyenne</w:t>
-            </w:r>
-          </w:p>
-        </w:tc>
-        <w:tc>
-          <w:tcPr>
-            <w:tcW w:type="dxa" w:w="1247"/>
-          </w:tcPr>
-          <w:p>
-            <w:r>
-              <w:rPr>
-                <w:b/>
-                <w:i w:val="0"/>
-                <w:sz w:val="16"/>
-              </w:rPr>
-              <w:t>S01</w:t>
-              <w:br/>
-            </w:r>
-            <w:r>
-              <w:rPr>
-                <w:b w:val="0"/>
-                <w:i w:val="0"/>
-                <w:color w:val="64748B"/>
-                <w:sz w:val="14"/>
-              </w:rPr>
-              <w:t>Démographie</w:t>
-            </w:r>
-          </w:p>
-        </w:tc>
-        <w:tc>
-          <w:tcPr>
-            <w:tcW w:type="dxa" w:w="1531"/>
-          </w:tcPr>
-          <w:p>
-            <w:r>
-              <w:rPr>
-                <w:b/>
-                <w:i w:val="0"/>
-                <w:color w:val="16A34A"/>
-                <w:sz w:val="16"/>
-              </w:rPr>
-              <w:t>—</w:t>
-            </w:r>
-          </w:p>
-        </w:tc>
-        <w:tc>
-          <w:tcPr>
-            <w:tcW w:type="dxa" w:w="1191"/>
-          </w:tcPr>
-          <w:p>
-            <w:r>
-              <w:rPr>
-                <w:b w:val="0"/>
-                <w:i w:val="0"/>
-                <w:color w:val="64748B"/>
-                <w:sz w:val="16"/>
-              </w:rPr>
-              <w:t>GT-CQ</w:t>
-            </w:r>
-          </w:p>
-        </w:tc>
-        <w:tc>
-          <w:tcPr>
-            <w:tcW w:type="dxa" w:w="4706"/>
-          </w:tcPr>
-          <w:p>
-            <w:r>
-              <w:rPr>
-                <w:b w:val="0"/>
-                <w:i w:val="0"/>
-                <w:sz w:val="17"/>
-              </w:rPr>
-              <w:t>Prière de verifier l'information donnée par HAWA KANDE ou corriger au niveau de la section 1.</w:t>
-            </w:r>
-          </w:p>
-        </w:tc>
-      </w:tr>
-      <w:tr>
-        <w:tc>
-          <w:tcPr>
-            <w:tcW w:type="dxa" w:w="964"/>
-          </w:tcPr>
-          <w:p>
-            <w:r>
-              <w:rPr>
-                <w:b/>
-                <w:i w:val="0"/>
-                <w:color w:val="EA580C"/>
-                <w:sz w:val="16"/>
-              </w:rPr>
-              <w:t>Moyenne</w:t>
-            </w:r>
-          </w:p>
-        </w:tc>
-        <w:tc>
-          <w:tcPr>
-            <w:tcW w:type="dxa" w:w="1247"/>
-          </w:tcPr>
-          <w:p>
-            <w:r>
-              <w:rPr>
-                <w:b/>
-                <w:i w:val="0"/>
-                <w:sz w:val="16"/>
-              </w:rPr>
-              <w:t>S01</w:t>
-              <w:br/>
-            </w:r>
-            <w:r>
-              <w:rPr>
-                <w:b w:val="0"/>
-                <w:i w:val="0"/>
-                <w:color w:val="64748B"/>
-                <w:sz w:val="14"/>
-              </w:rPr>
-              <w:t>Démographie</w:t>
-            </w:r>
-          </w:p>
-        </w:tc>
-        <w:tc>
-          <w:tcPr>
-            <w:tcW w:type="dxa" w:w="1531"/>
-          </w:tcPr>
-          <w:p>
-            <w:r>
-              <w:rPr>
-                <w:b/>
-                <w:i w:val="0"/>
-                <w:color w:val="16A34A"/>
-                <w:sz w:val="16"/>
-              </w:rPr>
-              <w:t>—</w:t>
-            </w:r>
-          </w:p>
-        </w:tc>
-        <w:tc>
-          <w:tcPr>
-            <w:tcW w:type="dxa" w:w="1191"/>
-          </w:tcPr>
-          <w:p>
-            <w:r>
-              <w:rPr>
-                <w:b w:val="0"/>
-                <w:i w:val="0"/>
-                <w:color w:val="64748B"/>
-                <w:sz w:val="16"/>
-              </w:rPr>
-              <w:t>GT-CQ</w:t>
-            </w:r>
-          </w:p>
-        </w:tc>
-        <w:tc>
-          <w:tcPr>
-            <w:tcW w:type="dxa" w:w="4706"/>
-          </w:tcPr>
-          <w:p>
-            <w:r>
-              <w:rPr>
-                <w:b w:val="0"/>
-                <w:i w:val="0"/>
-                <w:sz w:val="17"/>
-              </w:rPr>
-              <w:t>Prière de verifier l'information donnée par NARO KANDE ou corriger au niveau de la section 1.</w:t>
-            </w:r>
-          </w:p>
-        </w:tc>
-      </w:tr>
-      <w:tr>
-        <w:tc>
-          <w:tcPr>
-            <w:tcW w:type="dxa" w:w="964"/>
-          </w:tcPr>
-          <w:p>
-            <w:r>
-              <w:rPr>
-                <w:b/>
-                <w:i w:val="0"/>
-                <w:color w:val="EA580C"/>
-                <w:sz w:val="16"/>
-              </w:rPr>
-              <w:t>Moyenne</w:t>
-            </w:r>
-          </w:p>
-        </w:tc>
-        <w:tc>
-          <w:tcPr>
-            <w:tcW w:type="dxa" w:w="1247"/>
-          </w:tcPr>
-          <w:p>
-            <w:r>
-              <w:rPr>
-                <w:b/>
-                <w:i w:val="0"/>
-                <w:sz w:val="16"/>
-              </w:rPr>
-              <w:t>S01</w:t>
-              <w:br/>
-            </w:r>
-            <w:r>
-              <w:rPr>
-                <w:b w:val="0"/>
-                <w:i w:val="0"/>
-                <w:color w:val="64748B"/>
-                <w:sz w:val="14"/>
-              </w:rPr>
-              <w:t>Démographie</w:t>
-            </w:r>
-          </w:p>
-        </w:tc>
-        <w:tc>
-          <w:tcPr>
-            <w:tcW w:type="dxa" w:w="1531"/>
-          </w:tcPr>
-          <w:p>
-            <w:r>
-              <w:rPr>
-                <w:b/>
-                <w:i w:val="0"/>
-                <w:color w:val="16A34A"/>
-                <w:sz w:val="16"/>
-              </w:rPr>
-              <w:t>—</w:t>
-            </w:r>
-          </w:p>
-        </w:tc>
-        <w:tc>
-          <w:tcPr>
-            <w:tcW w:type="dxa" w:w="1191"/>
-          </w:tcPr>
-          <w:p>
-            <w:r>
-              <w:rPr>
-                <w:b w:val="0"/>
-                <w:i w:val="0"/>
-                <w:color w:val="64748B"/>
-                <w:sz w:val="16"/>
-              </w:rPr>
-              <w:t>GT-CQ</w:t>
-            </w:r>
-          </w:p>
-        </w:tc>
-        <w:tc>
-          <w:tcPr>
-            <w:tcW w:type="dxa" w:w="4706"/>
-          </w:tcPr>
-          <w:p>
-            <w:r>
-              <w:rPr>
-                <w:b w:val="0"/>
-                <w:i w:val="0"/>
-                <w:sz w:val="17"/>
-              </w:rPr>
-              <w:t>Prière de verifier l'information donnée par OUSSEYE KANDE ou corriger au niveau de la section 1.</w:t>
-            </w:r>
-          </w:p>
-        </w:tc>
-      </w:tr>
-      <w:tr>
-        <w:tc>
-          <w:tcPr>
-            <w:tcW w:type="dxa" w:w="964"/>
-          </w:tcPr>
-          <w:p>
-            <w:r>
-              <w:rPr>
-                <w:b/>
-                <w:i w:val="0"/>
-                <w:color w:val="EA580C"/>
-                <w:sz w:val="16"/>
-              </w:rPr>
-              <w:t>Moyenne</w:t>
-            </w:r>
-          </w:p>
-        </w:tc>
-        <w:tc>
-          <w:tcPr>
-            <w:tcW w:type="dxa" w:w="1247"/>
-          </w:tcPr>
-          <w:p>
-            <w:r>
-              <w:rPr>
-                <w:b/>
-                <w:i w:val="0"/>
-                <w:sz w:val="16"/>
-              </w:rPr>
-              <w:t>S01</w:t>
-              <w:br/>
-            </w:r>
-            <w:r>
-              <w:rPr>
-                <w:b w:val="0"/>
-                <w:i w:val="0"/>
-                <w:color w:val="64748B"/>
-                <w:sz w:val="14"/>
-              </w:rPr>
-              <w:t>Démographie</w:t>
-            </w:r>
-          </w:p>
-        </w:tc>
-        <w:tc>
-          <w:tcPr>
-            <w:tcW w:type="dxa" w:w="1531"/>
-          </w:tcPr>
-          <w:p>
-            <w:r>
-              <w:rPr>
-                <w:b/>
-                <w:i w:val="0"/>
-                <w:color w:val="16A34A"/>
-                <w:sz w:val="16"/>
-              </w:rPr>
-              <w:t>s01q10_1</w:t>
-            </w:r>
-          </w:p>
-        </w:tc>
-        <w:tc>
-          <w:tcPr>
-            <w:tcW w:type="dxa" w:w="1191"/>
-          </w:tcPr>
-          <w:p>
-            <w:r>
-              <w:rPr>
-                <w:b w:val="0"/>
-                <w:i w:val="0"/>
-                <w:color w:val="64748B"/>
-                <w:sz w:val="16"/>
-              </w:rPr>
-              <w:t>GT-CQ</w:t>
-            </w:r>
-          </w:p>
-        </w:tc>
-        <w:tc>
-          <w:tcPr>
-            <w:tcW w:type="dxa" w:w="4706"/>
-          </w:tcPr>
-          <w:p>
-            <w:r>
-              <w:rPr>
-                <w:b w:val="0"/>
-                <w:i w:val="0"/>
-                <w:sz w:val="17"/>
-              </w:rPr>
-              <w:t>La taille du ménage lors de l'enquête principale (12) de ce ménage est inférieur à la taille du denombrement (13), prière de fournir des explications concrètes ou aller revisiter le ménage.</w:t>
-            </w:r>
-          </w:p>
-        </w:tc>
-      </w:tr>
-      <w:tr>
-        <w:tc>
-          <w:tcPr>
-            <w:tcW w:type="dxa" w:w="964"/>
-          </w:tcPr>
-          <w:p>
-            <w:r>
-              <w:rPr>
-                <w:b/>
-                <w:i w:val="0"/>
-                <w:color w:val="EA580C"/>
-                <w:sz w:val="16"/>
-              </w:rPr>
-              <w:t>Moyenne</w:t>
-            </w:r>
-          </w:p>
-        </w:tc>
-        <w:tc>
-          <w:tcPr>
-            <w:tcW w:type="dxa" w:w="1247"/>
-          </w:tcPr>
-          <w:p>
-            <w:r>
-              <w:rPr>
-                <w:b/>
-                <w:i w:val="0"/>
-                <w:sz w:val="16"/>
-              </w:rPr>
-              <w:t>S02</w:t>
-              <w:br/>
-            </w:r>
-            <w:r>
-              <w:rPr>
-                <w:b w:val="0"/>
-                <w:i w:val="0"/>
-                <w:color w:val="64748B"/>
-                <w:sz w:val="14"/>
-              </w:rPr>
-              <w:t>Éducation</w:t>
-            </w:r>
-          </w:p>
-        </w:tc>
-        <w:tc>
-          <w:tcPr>
-            <w:tcW w:type="dxa" w:w="1531"/>
-          </w:tcPr>
-          <w:p>
-            <w:r>
-              <w:rPr>
-                <w:b/>
-                <w:i w:val="0"/>
-                <w:color w:val="16A34A"/>
-                <w:sz w:val="16"/>
-              </w:rPr>
-              <w:t>—</w:t>
-            </w:r>
-          </w:p>
-        </w:tc>
-        <w:tc>
-          <w:tcPr>
-            <w:tcW w:type="dxa" w:w="1191"/>
-          </w:tcPr>
-          <w:p>
-            <w:r>
-              <w:rPr>
-                <w:b w:val="0"/>
-                <w:i w:val="0"/>
-                <w:color w:val="64748B"/>
-                <w:sz w:val="16"/>
-              </w:rPr>
-              <w:t>GT-CQ</w:t>
-            </w:r>
-          </w:p>
-        </w:tc>
-        <w:tc>
-          <w:tcPr>
-            <w:tcW w:type="dxa" w:w="4706"/>
-          </w:tcPr>
-          <w:p>
-            <w:r>
-              <w:rPr>
-                <w:b w:val="0"/>
-                <w:i w:val="0"/>
-                <w:sz w:val="17"/>
-              </w:rPr>
-              <w:t>veuillez, s'il vous plait, confirmer les frais de scolarité ( 1500 FCFA) payée de HAWA KANDE avec le QG ou apporter les corrections nécessaires.</w:t>
-            </w:r>
-          </w:p>
-        </w:tc>
-      </w:tr>
-      <w:tr>
-        <w:tc>
-          <w:tcPr>
-            <w:tcW w:type="dxa" w:w="964"/>
-          </w:tcPr>
-          <w:p>
-            <w:r>
-              <w:rPr>
-                <w:b/>
-                <w:i w:val="0"/>
-                <w:color w:val="EA580C"/>
-                <w:sz w:val="16"/>
-              </w:rPr>
-              <w:t>Moyenne</w:t>
-            </w:r>
-          </w:p>
-        </w:tc>
-        <w:tc>
-          <w:tcPr>
-            <w:tcW w:type="dxa" w:w="1247"/>
-          </w:tcPr>
-          <w:p>
-            <w:r>
-              <w:rPr>
-                <w:b/>
-                <w:i w:val="0"/>
-                <w:sz w:val="16"/>
-              </w:rPr>
-              <w:t>S02</w:t>
-              <w:br/>
-            </w:r>
-            <w:r>
-              <w:rPr>
-                <w:b w:val="0"/>
-                <w:i w:val="0"/>
-                <w:color w:val="64748B"/>
-                <w:sz w:val="14"/>
-              </w:rPr>
-              <w:t>Éducation</w:t>
-            </w:r>
-          </w:p>
-        </w:tc>
-        <w:tc>
-          <w:tcPr>
-            <w:tcW w:type="dxa" w:w="1531"/>
-          </w:tcPr>
-          <w:p>
-            <w:r>
-              <w:rPr>
-                <w:b/>
-                <w:i w:val="0"/>
-                <w:color w:val="16A34A"/>
-                <w:sz w:val="16"/>
-              </w:rPr>
-              <w:t>s01q63, s00q04, s02q25, s01q00b, s02q17_2, s02q15_2</w:t>
-            </w:r>
-          </w:p>
-        </w:tc>
-        <w:tc>
-          <w:tcPr>
-            <w:tcW w:type="dxa" w:w="1191"/>
-          </w:tcPr>
-          <w:p>
-            <w:r>
-              <w:rPr>
-                <w:b w:val="0"/>
-                <w:i w:val="0"/>
-                <w:color w:val="64748B"/>
-                <w:sz w:val="16"/>
-              </w:rPr>
-              <w:t>GT-CQ</w:t>
-            </w:r>
-          </w:p>
-        </w:tc>
-        <w:tc>
-          <w:tcPr>
-            <w:tcW w:type="dxa" w:w="4706"/>
-          </w:tcPr>
-          <w:p>
-            <w:r>
-              <w:rPr>
-                <w:b w:val="0"/>
-                <w:i w:val="0"/>
-                <w:sz w:val="17"/>
-              </w:rPr>
-              <w:t>Dans les milieux urbains c'est peu probable de voir une école dont les élèves ou étudiants ne dépensent pas en frais d'uniformes, prière de verifier pour HAWA KANDE qui fréquente 4ème année de Primaire et corriger ou confirmer avec le QG.</w:t>
-            </w:r>
-          </w:p>
-        </w:tc>
-      </w:tr>
-      <w:tr>
-        <w:tc>
-          <w:tcPr>
-            <w:tcW w:type="dxa" w:w="964"/>
-          </w:tcPr>
-          <w:p>
-            <w:r>
-              <w:rPr>
-                <w:b/>
-                <w:i w:val="0"/>
-                <w:color w:val="EA580C"/>
-                <w:sz w:val="16"/>
-              </w:rPr>
-              <w:t>Moyenne</w:t>
-            </w:r>
-          </w:p>
-        </w:tc>
-        <w:tc>
-          <w:tcPr>
-            <w:tcW w:type="dxa" w:w="1247"/>
-          </w:tcPr>
-          <w:p>
-            <w:r>
-              <w:rPr>
-                <w:b/>
-                <w:i w:val="0"/>
-                <w:sz w:val="16"/>
-              </w:rPr>
-              <w:t>S02</w:t>
-              <w:br/>
-            </w:r>
-            <w:r>
-              <w:rPr>
-                <w:b w:val="0"/>
-                <w:i w:val="0"/>
-                <w:color w:val="64748B"/>
-                <w:sz w:val="14"/>
-              </w:rPr>
-              <w:t>Éducation</w:t>
-            </w:r>
-          </w:p>
-        </w:tc>
-        <w:tc>
-          <w:tcPr>
-            <w:tcW w:type="dxa" w:w="1531"/>
-          </w:tcPr>
-          <w:p>
-            <w:r>
-              <w:rPr>
-                <w:b/>
-                <w:i w:val="0"/>
-                <w:color w:val="16A34A"/>
-                <w:sz w:val="16"/>
-              </w:rPr>
-              <w:t>—</w:t>
-            </w:r>
-          </w:p>
-        </w:tc>
-        <w:tc>
-          <w:tcPr>
-            <w:tcW w:type="dxa" w:w="1191"/>
-          </w:tcPr>
-          <w:p>
-            <w:r>
-              <w:rPr>
-                <w:b w:val="0"/>
-                <w:i w:val="0"/>
-                <w:color w:val="64748B"/>
-                <w:sz w:val="16"/>
-              </w:rPr>
-              <w:t>GT-CQ</w:t>
-            </w:r>
-          </w:p>
-        </w:tc>
-        <w:tc>
-          <w:tcPr>
-            <w:tcW w:type="dxa" w:w="4706"/>
-          </w:tcPr>
-          <w:p>
-            <w:r>
-              <w:rPr>
-                <w:b w:val="0"/>
-                <w:i w:val="0"/>
-                <w:sz w:val="17"/>
-              </w:rPr>
-              <w:t>veuillez, s'il vous plait, confirmer les frais de scolarité ( 1500 FCFA) payée de OMAR KANDE avec le QG ou apporter les corrections nécessaires.</w:t>
-            </w:r>
-          </w:p>
-        </w:tc>
-      </w:tr>
-      <w:tr>
-        <w:tc>
-          <w:tcPr>
-            <w:tcW w:type="dxa" w:w="964"/>
-          </w:tcPr>
-          <w:p>
-            <w:r>
-              <w:rPr>
-                <w:b/>
-                <w:i w:val="0"/>
-                <w:color w:val="EA580C"/>
-                <w:sz w:val="16"/>
-              </w:rPr>
-              <w:t>Moyenne</w:t>
-            </w:r>
-          </w:p>
-        </w:tc>
-        <w:tc>
-          <w:tcPr>
-            <w:tcW w:type="dxa" w:w="1247"/>
-          </w:tcPr>
-          <w:p>
-            <w:r>
-              <w:rPr>
-                <w:b/>
-                <w:i w:val="0"/>
-                <w:sz w:val="16"/>
-              </w:rPr>
-              <w:t>S02</w:t>
-              <w:br/>
-            </w:r>
-            <w:r>
-              <w:rPr>
-                <w:b w:val="0"/>
-                <w:i w:val="0"/>
-                <w:color w:val="64748B"/>
-                <w:sz w:val="14"/>
-              </w:rPr>
-              <w:t>Éducation</w:t>
-            </w:r>
-          </w:p>
-        </w:tc>
-        <w:tc>
-          <w:tcPr>
-            <w:tcW w:type="dxa" w:w="1531"/>
-          </w:tcPr>
-          <w:p>
-            <w:r>
-              <w:rPr>
-                <w:b/>
-                <w:i w:val="0"/>
-                <w:color w:val="16A34A"/>
-                <w:sz w:val="16"/>
-              </w:rPr>
-              <w:t>s01q63, s00q04, s02q25, s01q00b, s02q17_2, s02q15_2</w:t>
-            </w:r>
-          </w:p>
-        </w:tc>
-        <w:tc>
-          <w:tcPr>
-            <w:tcW w:type="dxa" w:w="1191"/>
-          </w:tcPr>
-          <w:p>
-            <w:r>
-              <w:rPr>
-                <w:b w:val="0"/>
-                <w:i w:val="0"/>
-                <w:color w:val="64748B"/>
-                <w:sz w:val="16"/>
-              </w:rPr>
-              <w:t>GT-CQ</w:t>
-            </w:r>
-          </w:p>
-        </w:tc>
-        <w:tc>
-          <w:tcPr>
-            <w:tcW w:type="dxa" w:w="4706"/>
-          </w:tcPr>
-          <w:p>
-            <w:r>
-              <w:rPr>
-                <w:b w:val="0"/>
-                <w:i w:val="0"/>
-                <w:sz w:val="17"/>
-              </w:rPr>
-              <w:t>Dans les milieux urbains c'est peu probable de voir une école dont les élèves ou étudiants ne dépensent pas en frais d'uniformes, prière de verifier pour OMAR KANDE qui fréquente 5ème année de Primaire et corriger ou confirmer avec le QG.</w:t>
-            </w:r>
-          </w:p>
-        </w:tc>
-      </w:tr>
-      <w:tr>
-        <w:tc>
-          <w:tcPr>
-            <w:tcW w:type="dxa" w:w="964"/>
-          </w:tcPr>
-          <w:p>
-            <w:r>
-              <w:rPr>
-                <w:b/>
-                <w:i w:val="0"/>
-                <w:color w:val="EA580C"/>
-                <w:sz w:val="16"/>
-              </w:rPr>
-              <w:t>Moyenne</w:t>
-            </w:r>
-          </w:p>
-        </w:tc>
-        <w:tc>
-          <w:tcPr>
-            <w:tcW w:type="dxa" w:w="1247"/>
-          </w:tcPr>
-          <w:p>
-            <w:r>
-              <w:rPr>
-                <w:b/>
-                <w:i w:val="0"/>
-                <w:sz w:val="16"/>
-              </w:rPr>
-              <w:t>S02</w:t>
-              <w:br/>
-            </w:r>
-            <w:r>
-              <w:rPr>
-                <w:b w:val="0"/>
-                <w:i w:val="0"/>
-                <w:color w:val="64748B"/>
-                <w:sz w:val="14"/>
-              </w:rPr>
-              <w:t>Éducation</w:t>
-            </w:r>
-          </w:p>
-        </w:tc>
-        <w:tc>
-          <w:tcPr>
-            <w:tcW w:type="dxa" w:w="1531"/>
-          </w:tcPr>
-          <w:p>
-            <w:r>
-              <w:rPr>
-                <w:b/>
-                <w:i w:val="0"/>
-                <w:color w:val="16A34A"/>
-                <w:sz w:val="16"/>
-              </w:rPr>
-              <w:t>—</w:t>
-            </w:r>
-          </w:p>
-        </w:tc>
-        <w:tc>
-          <w:tcPr>
-            <w:tcW w:type="dxa" w:w="1191"/>
-          </w:tcPr>
-          <w:p>
-            <w:r>
-              <w:rPr>
-                <w:b w:val="0"/>
-                <w:i w:val="0"/>
-                <w:color w:val="64748B"/>
-                <w:sz w:val="16"/>
-              </w:rPr>
-              <w:t>GT-CQ</w:t>
-            </w:r>
-          </w:p>
-        </w:tc>
-        <w:tc>
-          <w:tcPr>
-            <w:tcW w:type="dxa" w:w="4706"/>
-          </w:tcPr>
-          <w:p>
-            <w:r>
-              <w:rPr>
-                <w:b w:val="0"/>
-                <w:i w:val="0"/>
-                <w:sz w:val="17"/>
-              </w:rPr>
-              <w:t>veuillez, s'il vous plait, confirmer les frais de scolarité ( 5000 FCFA) payée de FATOUMATA KANDE avec le QG ou apporter les corrections nécessaires.</w:t>
-            </w:r>
-          </w:p>
-        </w:tc>
-      </w:tr>
-      <w:tr>
-        <w:tc>
-          <w:tcPr>
-            <w:tcW w:type="dxa" w:w="964"/>
-          </w:tcPr>
-          <w:p>
-            <w:r>
-              <w:rPr>
-                <w:b/>
-                <w:i w:val="0"/>
-                <w:color w:val="EA580C"/>
-                <w:sz w:val="16"/>
-              </w:rPr>
-              <w:t>Moyenne</w:t>
-            </w:r>
-          </w:p>
-        </w:tc>
-        <w:tc>
-          <w:tcPr>
-            <w:tcW w:type="dxa" w:w="1247"/>
-          </w:tcPr>
-          <w:p>
-            <w:r>
-              <w:rPr>
-                <w:b/>
-                <w:i w:val="0"/>
-                <w:sz w:val="16"/>
-              </w:rPr>
-              <w:t>S02</w:t>
-              <w:br/>
-            </w:r>
-            <w:r>
-              <w:rPr>
-                <w:b w:val="0"/>
-                <w:i w:val="0"/>
-                <w:color w:val="64748B"/>
-                <w:sz w:val="14"/>
-              </w:rPr>
-              <w:t>Éducation</w:t>
-            </w:r>
-          </w:p>
-        </w:tc>
-        <w:tc>
-          <w:tcPr>
-            <w:tcW w:type="dxa" w:w="1531"/>
-          </w:tcPr>
-          <w:p>
-            <w:r>
-              <w:rPr>
-                <w:b/>
-                <w:i w:val="0"/>
-                <w:color w:val="16A34A"/>
-                <w:sz w:val="16"/>
-              </w:rPr>
-              <w:t>—</w:t>
-            </w:r>
-          </w:p>
-        </w:tc>
-        <w:tc>
-          <w:tcPr>
-            <w:tcW w:type="dxa" w:w="1191"/>
-          </w:tcPr>
-          <w:p>
-            <w:r>
-              <w:rPr>
-                <w:b w:val="0"/>
-                <w:i w:val="0"/>
-                <w:color w:val="64748B"/>
-                <w:sz w:val="16"/>
-              </w:rPr>
-              <w:t>GT-CQ</w:t>
-            </w:r>
-          </w:p>
-        </w:tc>
-        <w:tc>
-          <w:tcPr>
-            <w:tcW w:type="dxa" w:w="4706"/>
-          </w:tcPr>
-          <w:p>
-            <w:r>
-              <w:rPr>
-                <w:b w:val="0"/>
-                <w:i w:val="0"/>
-                <w:sz w:val="17"/>
-              </w:rPr>
-              <w:t>veuillez, s'il vous plait, confirmer les frais de scolarité ( 5000 FCFA) payée de HAMADOU KANDE avec le QG ou apporter les corrections nécessaires.</w:t>
-            </w:r>
-          </w:p>
-        </w:tc>
-      </w:tr>
-      <w:tr>
-        <w:tc>
-          <w:tcPr>
-            <w:tcW w:type="dxa" w:w="964"/>
-          </w:tcPr>
-          <w:p>
-            <w:r>
-              <w:rPr>
-                <w:b/>
-                <w:i w:val="0"/>
-                <w:color w:val="EA580C"/>
-                <w:sz w:val="16"/>
-              </w:rPr>
-              <w:t>Moyenne</w:t>
-            </w:r>
-          </w:p>
-        </w:tc>
-        <w:tc>
-          <w:tcPr>
-            <w:tcW w:type="dxa" w:w="1247"/>
-          </w:tcPr>
-          <w:p>
-            <w:r>
-              <w:rPr>
-                <w:b/>
-                <w:i w:val="0"/>
-                <w:sz w:val="16"/>
-              </w:rPr>
-              <w:t>S02</w:t>
-              <w:br/>
-            </w:r>
-            <w:r>
-              <w:rPr>
-                <w:b w:val="0"/>
-                <w:i w:val="0"/>
-                <w:color w:val="64748B"/>
-                <w:sz w:val="14"/>
-              </w:rPr>
-              <w:t>Éducation</w:t>
-            </w:r>
-          </w:p>
-        </w:tc>
-        <w:tc>
-          <w:tcPr>
-            <w:tcW w:type="dxa" w:w="1531"/>
-          </w:tcPr>
-          <w:p>
-            <w:r>
-              <w:rPr>
-                <w:b/>
-                <w:i w:val="0"/>
-                <w:color w:val="16A34A"/>
-                <w:sz w:val="16"/>
-              </w:rPr>
-              <w:t>—</w:t>
-            </w:r>
-          </w:p>
-        </w:tc>
-        <w:tc>
-          <w:tcPr>
-            <w:tcW w:type="dxa" w:w="1191"/>
-          </w:tcPr>
-          <w:p>
-            <w:r>
-              <w:rPr>
-                <w:b w:val="0"/>
-                <w:i w:val="0"/>
-                <w:color w:val="64748B"/>
-                <w:sz w:val="16"/>
-              </w:rPr>
-              <w:t>GT-CQ</w:t>
-            </w:r>
-          </w:p>
-        </w:tc>
-        <w:tc>
-          <w:tcPr>
-            <w:tcW w:type="dxa" w:w="4706"/>
-          </w:tcPr>
-          <w:p>
-            <w:r>
-              <w:rPr>
-                <w:b w:val="0"/>
-                <w:i w:val="0"/>
-                <w:sz w:val="17"/>
-              </w:rPr>
-              <w:t>veuillez, s'il vous plait, confirmer les frais de scolarité ( 7000 FCFA) payée de NARO KANDE avec le QG ou apporter les corrections nécessaires.</w:t>
-            </w:r>
-          </w:p>
-        </w:tc>
-      </w:tr>
-      <w:tr>
-        <w:tc>
-          <w:tcPr>
-            <w:tcW w:type="dxa" w:w="964"/>
-          </w:tcPr>
-          <w:p>
-            <w:r>
-              <w:rPr>
-                <w:b/>
-                <w:i w:val="0"/>
-                <w:color w:val="EA580C"/>
-                <w:sz w:val="16"/>
-              </w:rPr>
-              <w:t>Moyenne</w:t>
-            </w:r>
-          </w:p>
-        </w:tc>
-        <w:tc>
-          <w:tcPr>
-            <w:tcW w:type="dxa" w:w="1247"/>
-          </w:tcPr>
-          <w:p>
-            <w:r>
-              <w:rPr>
-                <w:b/>
-                <w:i w:val="0"/>
-                <w:sz w:val="16"/>
-              </w:rPr>
-              <w:t>S02</w:t>
-              <w:br/>
-            </w:r>
-            <w:r>
-              <w:rPr>
-                <w:b w:val="0"/>
-                <w:i w:val="0"/>
-                <w:color w:val="64748B"/>
-                <w:sz w:val="14"/>
-              </w:rPr>
-              <w:t>Éducation</w:t>
-            </w:r>
-          </w:p>
-        </w:tc>
-        <w:tc>
-          <w:tcPr>
-            <w:tcW w:type="dxa" w:w="1531"/>
-          </w:tcPr>
-          <w:p>
-            <w:r>
-              <w:rPr>
-                <w:b/>
-                <w:i w:val="0"/>
-                <w:color w:val="16A34A"/>
-                <w:sz w:val="16"/>
-              </w:rPr>
-              <w:t>—</w:t>
-            </w:r>
-          </w:p>
-        </w:tc>
-        <w:tc>
-          <w:tcPr>
-            <w:tcW w:type="dxa" w:w="1191"/>
-          </w:tcPr>
-          <w:p>
-            <w:r>
-              <w:rPr>
-                <w:b w:val="0"/>
-                <w:i w:val="0"/>
-                <w:color w:val="64748B"/>
-                <w:sz w:val="16"/>
-              </w:rPr>
-              <w:t>GT-CQ</w:t>
-            </w:r>
-          </w:p>
-        </w:tc>
-        <w:tc>
-          <w:tcPr>
-            <w:tcW w:type="dxa" w:w="4706"/>
-          </w:tcPr>
-          <w:p>
-            <w:r>
-              <w:rPr>
-                <w:b w:val="0"/>
-                <w:i w:val="0"/>
-                <w:sz w:val="17"/>
-              </w:rPr>
-              <w:t>Attention ! Le frais de scolarité (7000 Fcfa) de NARO KANDE en 1ére année de Primaire est relativement élevé par rapport aux autres frais de scolarités observés dans cette zone.</w:t>
-            </w:r>
-          </w:p>
-        </w:tc>
-      </w:tr>
-      <w:tr>
-        <w:tc>
-          <w:tcPr>
-            <w:tcW w:type="dxa" w:w="964"/>
-          </w:tcPr>
-          <w:p>
-            <w:r>
-              <w:rPr>
-                <w:b/>
-                <w:i w:val="0"/>
-                <w:color w:val="EA580C"/>
-                <w:sz w:val="16"/>
-              </w:rPr>
-              <w:t>Moyenne</w:t>
-            </w:r>
-          </w:p>
-        </w:tc>
-        <w:tc>
-          <w:tcPr>
-            <w:tcW w:type="dxa" w:w="1247"/>
-          </w:tcPr>
-          <w:p>
-            <w:r>
-              <w:rPr>
-                <w:b/>
-                <w:i w:val="0"/>
-                <w:sz w:val="16"/>
-              </w:rPr>
-              <w:t>S02</w:t>
-              <w:br/>
-            </w:r>
-            <w:r>
-              <w:rPr>
-                <w:b w:val="0"/>
-                <w:i w:val="0"/>
-                <w:color w:val="64748B"/>
-                <w:sz w:val="14"/>
-              </w:rPr>
-              <w:t>Éducation</w:t>
-            </w:r>
-          </w:p>
-        </w:tc>
-        <w:tc>
-          <w:tcPr>
-            <w:tcW w:type="dxa" w:w="1531"/>
-          </w:tcPr>
-          <w:p>
-            <w:r>
-              <w:rPr>
-                <w:b/>
-                <w:i w:val="0"/>
-                <w:color w:val="16A34A"/>
-                <w:sz w:val="16"/>
-              </w:rPr>
-              <w:t>—</w:t>
-            </w:r>
-          </w:p>
-        </w:tc>
-        <w:tc>
-          <w:tcPr>
-            <w:tcW w:type="dxa" w:w="1191"/>
-          </w:tcPr>
-          <w:p>
-            <w:r>
-              <w:rPr>
-                <w:b w:val="0"/>
-                <w:i w:val="0"/>
-                <w:color w:val="64748B"/>
-                <w:sz w:val="16"/>
-              </w:rPr>
-              <w:t>GT-CQ</w:t>
-            </w:r>
-          </w:p>
-        </w:tc>
-        <w:tc>
-          <w:tcPr>
-            <w:tcW w:type="dxa" w:w="4706"/>
-          </w:tcPr>
-          <w:p>
-            <w:r>
-              <w:rPr>
-                <w:b w:val="0"/>
-                <w:i w:val="0"/>
-                <w:sz w:val="17"/>
-              </w:rPr>
-              <w:t>Prière de corriger ou de confirmer avec le QG.</w:t>
-            </w:r>
-          </w:p>
-        </w:tc>
-      </w:tr>
-      <w:tr>
-        <w:tc>
-          <w:tcPr>
-            <w:tcW w:type="dxa" w:w="964"/>
-          </w:tcPr>
-          <w:p>
-            <w:r>
-              <w:rPr>
-                <w:b/>
-                <w:i w:val="0"/>
-                <w:color w:val="EA580C"/>
-                <w:sz w:val="16"/>
-              </w:rPr>
-              <w:t>Moyenne</w:t>
-            </w:r>
-          </w:p>
-        </w:tc>
-        <w:tc>
-          <w:tcPr>
-            <w:tcW w:type="dxa" w:w="1247"/>
-          </w:tcPr>
-          <w:p>
-            <w:r>
-              <w:rPr>
-                <w:b/>
-                <w:i w:val="0"/>
-                <w:sz w:val="16"/>
-              </w:rPr>
-              <w:t>S02</w:t>
-              <w:br/>
-            </w:r>
-            <w:r>
-              <w:rPr>
-                <w:b w:val="0"/>
-                <w:i w:val="0"/>
-                <w:color w:val="64748B"/>
-                <w:sz w:val="14"/>
-              </w:rPr>
-              <w:t>Éducation</w:t>
-            </w:r>
-          </w:p>
-        </w:tc>
-        <w:tc>
-          <w:tcPr>
-            <w:tcW w:type="dxa" w:w="1531"/>
-          </w:tcPr>
-          <w:p>
-            <w:r>
-              <w:rPr>
-                <w:b/>
-                <w:i w:val="0"/>
-                <w:color w:val="16A34A"/>
-                <w:sz w:val="16"/>
-              </w:rPr>
-              <w:t>—</w:t>
-            </w:r>
-          </w:p>
-        </w:tc>
-        <w:tc>
-          <w:tcPr>
-            <w:tcW w:type="dxa" w:w="1191"/>
-          </w:tcPr>
-          <w:p>
-            <w:r>
-              <w:rPr>
-                <w:b w:val="0"/>
-                <w:i w:val="0"/>
-                <w:color w:val="64748B"/>
-                <w:sz w:val="16"/>
-              </w:rPr>
-              <w:t>GT-CQ</w:t>
-            </w:r>
-          </w:p>
-        </w:tc>
-        <w:tc>
-          <w:tcPr>
-            <w:tcW w:type="dxa" w:w="4706"/>
-          </w:tcPr>
-          <w:p>
-            <w:r>
-              <w:rPr>
-                <w:b w:val="0"/>
-                <w:i w:val="0"/>
-                <w:sz w:val="17"/>
-              </w:rPr>
-              <w:t>Prière de vous adresser à ANSOUMANA MANE pour avoir l'année exacte.</w:t>
-            </w:r>
-          </w:p>
-        </w:tc>
-      </w:tr>
-      <w:tr>
-        <w:tc>
-          <w:tcPr>
-            <w:tcW w:type="dxa" w:w="964"/>
-          </w:tcPr>
-          <w:p>
-            <w:r>
-              <w:rPr>
-                <w:b/>
-                <w:i w:val="0"/>
-                <w:color w:val="EA580C"/>
-                <w:sz w:val="16"/>
-              </w:rPr>
-              <w:t>Moyenne</w:t>
-            </w:r>
-          </w:p>
-        </w:tc>
-        <w:tc>
-          <w:tcPr>
-            <w:tcW w:type="dxa" w:w="1247"/>
-          </w:tcPr>
-          <w:p>
-            <w:r>
-              <w:rPr>
-                <w:b/>
-                <w:i w:val="0"/>
-                <w:sz w:val="16"/>
-              </w:rPr>
-              <w:t>S02</w:t>
-              <w:br/>
-            </w:r>
-            <w:r>
-              <w:rPr>
-                <w:b w:val="0"/>
-                <w:i w:val="0"/>
-                <w:color w:val="64748B"/>
-                <w:sz w:val="14"/>
-              </w:rPr>
-              <w:t>Éducation</w:t>
-            </w:r>
-          </w:p>
-        </w:tc>
-        <w:tc>
-          <w:tcPr>
-            <w:tcW w:type="dxa" w:w="1531"/>
-          </w:tcPr>
-          <w:p>
-            <w:r>
-              <w:rPr>
-                <w:b/>
-                <w:i w:val="0"/>
-                <w:color w:val="16A34A"/>
-                <w:sz w:val="16"/>
-              </w:rPr>
-              <w:t>—</w:t>
-            </w:r>
-          </w:p>
-        </w:tc>
-        <w:tc>
-          <w:tcPr>
-            <w:tcW w:type="dxa" w:w="1191"/>
-          </w:tcPr>
-          <w:p>
-            <w:r>
-              <w:rPr>
-                <w:b w:val="0"/>
-                <w:i w:val="0"/>
-                <w:color w:val="64748B"/>
-                <w:sz w:val="16"/>
-              </w:rPr>
-              <w:t>GT-CQ</w:t>
-            </w:r>
-          </w:p>
-        </w:tc>
-        <w:tc>
-          <w:tcPr>
-            <w:tcW w:type="dxa" w:w="4706"/>
-          </w:tcPr>
-          <w:p>
-            <w:r>
-              <w:rPr>
-                <w:b w:val="0"/>
-                <w:i w:val="0"/>
-                <w:sz w:val="17"/>
-              </w:rPr>
-              <w:t>Prière de vous adresser à OUSSEYE KANDE 1 pour avoir l'année exacte.</w:t>
-            </w:r>
-          </w:p>
-        </w:tc>
-      </w:tr>
-      <w:tr>
-        <w:tc>
-          <w:tcPr>
-            <w:tcW w:type="dxa" w:w="964"/>
-          </w:tcPr>
-          <w:p>
-            <w:r>
-              <w:rPr>
-                <w:b/>
-                <w:i w:val="0"/>
-                <w:color w:val="EA580C"/>
-                <w:sz w:val="16"/>
-              </w:rPr>
-              <w:t>Moyenne</w:t>
-            </w:r>
-          </w:p>
-        </w:tc>
-        <w:tc>
-          <w:tcPr>
-            <w:tcW w:type="dxa" w:w="1247"/>
-          </w:tcPr>
-          <w:p>
-            <w:r>
-              <w:rPr>
-                <w:b/>
-                <w:i w:val="0"/>
-                <w:sz w:val="16"/>
-              </w:rPr>
-              <w:t>S02</w:t>
-              <w:br/>
-            </w:r>
-            <w:r>
-              <w:rPr>
-                <w:b w:val="0"/>
-                <w:i w:val="0"/>
-                <w:color w:val="64748B"/>
-                <w:sz w:val="14"/>
-              </w:rPr>
-              <w:t>Éducation</w:t>
-            </w:r>
-          </w:p>
-        </w:tc>
-        <w:tc>
-          <w:tcPr>
-            <w:tcW w:type="dxa" w:w="1531"/>
-          </w:tcPr>
-          <w:p>
-            <w:r>
-              <w:rPr>
-                <w:b/>
-                <w:i w:val="0"/>
-                <w:color w:val="16A34A"/>
-                <w:sz w:val="16"/>
-              </w:rPr>
-              <w:t>—</w:t>
-            </w:r>
-          </w:p>
-        </w:tc>
-        <w:tc>
-          <w:tcPr>
-            <w:tcW w:type="dxa" w:w="1191"/>
-          </w:tcPr>
-          <w:p>
-            <w:r>
-              <w:rPr>
-                <w:b w:val="0"/>
-                <w:i w:val="0"/>
-                <w:color w:val="64748B"/>
-                <w:sz w:val="16"/>
-              </w:rPr>
-              <w:t>GT-CQ</w:t>
-            </w:r>
-          </w:p>
-        </w:tc>
-        <w:tc>
-          <w:tcPr>
-            <w:tcW w:type="dxa" w:w="4706"/>
-          </w:tcPr>
-          <w:p>
-            <w:r>
-              <w:rPr>
-                <w:b w:val="0"/>
-                <w:i w:val="0"/>
-                <w:sz w:val="17"/>
-              </w:rPr>
-              <w:t>Prière de vous adresser à YOUNOUSSA KANDE pour avoir l'année exacte.</w:t>
-            </w:r>
-          </w:p>
-        </w:tc>
-      </w:tr>
-      <w:tr>
-        <w:tc>
-          <w:tcPr>
-            <w:tcW w:type="dxa" w:w="964"/>
-          </w:tcPr>
-          <w:p>
-            <w:r>
-              <w:rPr>
-                <w:b/>
-                <w:i w:val="0"/>
-                <w:color w:val="EA580C"/>
-                <w:sz w:val="16"/>
-              </w:rPr>
-              <w:t>Moyenne</w:t>
-            </w:r>
-          </w:p>
-        </w:tc>
-        <w:tc>
-          <w:tcPr>
-            <w:tcW w:type="dxa" w:w="1247"/>
-          </w:tcPr>
-          <w:p>
-            <w:r>
-              <w:rPr>
-                <w:b/>
-                <w:i w:val="0"/>
-                <w:sz w:val="16"/>
-              </w:rPr>
-              <w:t>S06</w:t>
-              <w:br/>
-            </w:r>
-            <w:r>
-              <w:rPr>
-                <w:b w:val="0"/>
-                <w:i w:val="0"/>
-                <w:color w:val="64748B"/>
-                <w:sz w:val="14"/>
-              </w:rPr>
-              <w:t>Crédit &amp; épargne</w:t>
-            </w:r>
-          </w:p>
-        </w:tc>
-        <w:tc>
-          <w:tcPr>
-            <w:tcW w:type="dxa" w:w="1531"/>
-          </w:tcPr>
-          <w:p>
-            <w:r>
-              <w:rPr>
-                <w:b/>
-                <w:i w:val="0"/>
-                <w:color w:val="16A34A"/>
-                <w:sz w:val="16"/>
-              </w:rPr>
-              <w:t>—</w:t>
-            </w:r>
-          </w:p>
-        </w:tc>
-        <w:tc>
-          <w:tcPr>
-            <w:tcW w:type="dxa" w:w="1191"/>
-          </w:tcPr>
-          <w:p>
-            <w:r>
-              <w:rPr>
-                <w:b w:val="0"/>
-                <w:i w:val="0"/>
-                <w:color w:val="64748B"/>
-                <w:sz w:val="16"/>
-              </w:rPr>
-              <w:t>GT-CQ</w:t>
-            </w:r>
-          </w:p>
-        </w:tc>
-        <w:tc>
-          <w:tcPr>
-            <w:tcW w:type="dxa" w:w="4706"/>
-          </w:tcPr>
-          <w:p>
-            <w:r>
-              <w:rPr>
-                <w:b w:val="0"/>
-                <w:i w:val="0"/>
-                <w:sz w:val="17"/>
-              </w:rPr>
-              <w:t>Veuillez vous rassurez réellement que la personne n'a pas affecté de crédit immobilier.</w:t>
-            </w:r>
-          </w:p>
-        </w:tc>
-      </w:tr>
-      <w:tr>
-        <w:tc>
-          <w:tcPr>
-            <w:tcW w:type="dxa" w:w="964"/>
-          </w:tcPr>
-          <w:p>
-            <w:r>
-              <w:rPr>
-                <w:b/>
-                <w:i w:val="0"/>
-                <w:color w:val="EA580C"/>
-                <w:sz w:val="16"/>
-              </w:rPr>
-              <w:t>Moyenne</w:t>
-            </w:r>
-          </w:p>
-        </w:tc>
-        <w:tc>
-          <w:tcPr>
-            <w:tcW w:type="dxa" w:w="1247"/>
-          </w:tcPr>
-          <w:p>
-            <w:r>
-              <w:rPr>
-                <w:b/>
-                <w:i w:val="0"/>
-                <w:sz w:val="16"/>
-              </w:rPr>
-              <w:t>S07</w:t>
-              <w:br/>
-            </w:r>
-            <w:r>
-              <w:rPr>
-                <w:b w:val="0"/>
-                <w:i w:val="0"/>
-                <w:color w:val="64748B"/>
-                <w:sz w:val="14"/>
-              </w:rPr>
-              <w:t>Consommation alimentaire</w:t>
-            </w:r>
-          </w:p>
-        </w:tc>
-        <w:tc>
-          <w:tcPr>
-            <w:tcW w:type="dxa" w:w="1531"/>
-          </w:tcPr>
-          <w:p>
-            <w:r>
-              <w:rPr>
-                <w:b/>
-                <w:i w:val="0"/>
-                <w:color w:val="16A34A"/>
-                <w:sz w:val="16"/>
-              </w:rPr>
-              <w:t>—</w:t>
-            </w:r>
-          </w:p>
-        </w:tc>
-        <w:tc>
-          <w:tcPr>
-            <w:tcW w:type="dxa" w:w="1191"/>
-          </w:tcPr>
-          <w:p>
-            <w:r>
-              <w:rPr>
-                <w:b w:val="0"/>
-                <w:i w:val="0"/>
-                <w:color w:val="64748B"/>
-                <w:sz w:val="16"/>
-              </w:rPr>
-              <w:t>GT-CQ</w:t>
-            </w:r>
-          </w:p>
-        </w:tc>
-        <w:tc>
-          <w:tcPr>
-            <w:tcW w:type="dxa" w:w="4706"/>
-          </w:tcPr>
-          <w:p>
-            <w:r>
-              <w:rPr>
-                <w:b w:val="0"/>
-                <w:i w:val="0"/>
-                <w:sz w:val="17"/>
-              </w:rPr>
-              <w:t>Attention ! La dépense du répas pris à l'extérieur de OUSSEYE KANDE 1 (11900 Fcfa) au cours de 7 derniers jours est relativement élevé.</w:t>
-            </w:r>
-          </w:p>
-        </w:tc>
-      </w:tr>
-      <w:tr>
-        <w:tc>
-          <w:tcPr>
-            <w:tcW w:type="dxa" w:w="964"/>
-          </w:tcPr>
-          <w:p>
-            <w:r>
-              <w:rPr>
-                <w:b/>
-                <w:i w:val="0"/>
-                <w:color w:val="EA580C"/>
-                <w:sz w:val="16"/>
-              </w:rPr>
-              <w:t>Moyenne</w:t>
-            </w:r>
-          </w:p>
-        </w:tc>
-        <w:tc>
-          <w:tcPr>
-            <w:tcW w:type="dxa" w:w="1247"/>
-          </w:tcPr>
-          <w:p>
-            <w:r>
-              <w:rPr>
-                <w:b/>
-                <w:i w:val="0"/>
-                <w:sz w:val="16"/>
-              </w:rPr>
-              <w:t>S07</w:t>
-              <w:br/>
-            </w:r>
-            <w:r>
-              <w:rPr>
-                <w:b w:val="0"/>
-                <w:i w:val="0"/>
-                <w:color w:val="64748B"/>
-                <w:sz w:val="14"/>
-              </w:rPr>
-              <w:t>Consommation alimentaire</w:t>
-            </w:r>
-          </w:p>
-        </w:tc>
-        <w:tc>
-          <w:tcPr>
-            <w:tcW w:type="dxa" w:w="1531"/>
-          </w:tcPr>
-          <w:p>
-            <w:r>
-              <w:rPr>
-                <w:b/>
-                <w:i w:val="0"/>
-                <w:color w:val="16A34A"/>
-                <w:sz w:val="16"/>
-              </w:rPr>
-              <w:t>—</w:t>
-            </w:r>
-          </w:p>
-        </w:tc>
-        <w:tc>
-          <w:tcPr>
-            <w:tcW w:type="dxa" w:w="1191"/>
-          </w:tcPr>
-          <w:p>
-            <w:r>
-              <w:rPr>
-                <w:b w:val="0"/>
-                <w:i w:val="0"/>
-                <w:color w:val="64748B"/>
-                <w:sz w:val="16"/>
-              </w:rPr>
-              <w:t>GT-CQ</w:t>
-            </w:r>
-          </w:p>
-        </w:tc>
-        <w:tc>
-          <w:tcPr>
-            <w:tcW w:type="dxa" w:w="4706"/>
-          </w:tcPr>
-          <w:p>
-            <w:r>
-              <w:rPr>
-                <w:b w:val="0"/>
-                <w:i w:val="0"/>
-                <w:sz w:val="17"/>
-              </w:rPr>
-              <w:t>Prière de corriger ou de confirmer avec le QG.</w:t>
-            </w:r>
-          </w:p>
-        </w:tc>
-      </w:tr>
-      <w:tr>
-        <w:tc>
-          <w:tcPr>
-            <w:tcW w:type="dxa" w:w="964"/>
-          </w:tcPr>
-          <w:p>
-            <w:r>
-              <w:rPr>
-                <w:b/>
-                <w:i w:val="0"/>
-                <w:color w:val="EA580C"/>
-                <w:sz w:val="16"/>
-              </w:rPr>
-              <w:t>Moyenne</w:t>
-            </w:r>
-          </w:p>
-        </w:tc>
-        <w:tc>
-          <w:tcPr>
-            <w:tcW w:type="dxa" w:w="1247"/>
-          </w:tcPr>
-          <w:p>
-            <w:r>
-              <w:rPr>
-                <w:b/>
-                <w:i w:val="0"/>
-                <w:sz w:val="16"/>
-              </w:rPr>
-              <w:t>S07</w:t>
-              <w:br/>
-            </w:r>
-            <w:r>
-              <w:rPr>
-                <w:b w:val="0"/>
-                <w:i w:val="0"/>
-                <w:color w:val="64748B"/>
-                <w:sz w:val="14"/>
-              </w:rPr>
-              <w:t>Consommation alimentaire</w:t>
-            </w:r>
-          </w:p>
-        </w:tc>
-        <w:tc>
-          <w:tcPr>
-            <w:tcW w:type="dxa" w:w="1531"/>
-          </w:tcPr>
-          <w:p>
-            <w:r>
-              <w:rPr>
-                <w:b/>
-                <w:i w:val="0"/>
-                <w:color w:val="16A34A"/>
-                <w:sz w:val="16"/>
-              </w:rPr>
-              <w:t>—</w:t>
-            </w:r>
-          </w:p>
-        </w:tc>
-        <w:tc>
-          <w:tcPr>
-            <w:tcW w:type="dxa" w:w="1191"/>
-          </w:tcPr>
-          <w:p>
-            <w:r>
-              <w:rPr>
-                <w:b w:val="0"/>
-                <w:i w:val="0"/>
-                <w:color w:val="64748B"/>
-                <w:sz w:val="16"/>
-              </w:rPr>
-              <w:t>GT-CQ</w:t>
-            </w:r>
-          </w:p>
-        </w:tc>
-        <w:tc>
-          <w:tcPr>
-            <w:tcW w:type="dxa" w:w="4706"/>
-          </w:tcPr>
-          <w:p>
-            <w:r>
-              <w:rPr>
-                <w:b w:val="0"/>
-                <w:i w:val="0"/>
-                <w:sz w:val="17"/>
-              </w:rPr>
-              <w:t>Attention ! Le prix unitaire d'achat (1250 Fcfa) de Cube alimentaire (Maggi, Jumbo, ) et bouillon en poudre en Cube (Petit) est relativement élevé par rapport aux autres prix observés dans cette zone.</w:t>
-            </w:r>
-          </w:p>
-        </w:tc>
-      </w:tr>
-      <w:tr>
-        <w:tc>
-          <w:tcPr>
-            <w:tcW w:type="dxa" w:w="964"/>
-          </w:tcPr>
-          <w:p>
-            <w:r>
-              <w:rPr>
-                <w:b/>
-                <w:i w:val="0"/>
-                <w:color w:val="EA580C"/>
-                <w:sz w:val="16"/>
-              </w:rPr>
-              <w:t>Moyenne</w:t>
-            </w:r>
-          </w:p>
-        </w:tc>
-        <w:tc>
-          <w:tcPr>
-            <w:tcW w:type="dxa" w:w="1247"/>
-          </w:tcPr>
-          <w:p>
-            <w:r>
-              <w:rPr>
-                <w:b/>
-                <w:i w:val="0"/>
-                <w:sz w:val="16"/>
-              </w:rPr>
-              <w:t>S07</w:t>
-              <w:br/>
-            </w:r>
-            <w:r>
-              <w:rPr>
-                <w:b w:val="0"/>
-                <w:i w:val="0"/>
-                <w:color w:val="64748B"/>
-                <w:sz w:val="14"/>
-              </w:rPr>
-              <w:t>Consommation alimentaire</w:t>
-            </w:r>
-          </w:p>
-        </w:tc>
-        <w:tc>
-          <w:tcPr>
-            <w:tcW w:type="dxa" w:w="1531"/>
-          </w:tcPr>
-          <w:p>
-            <w:r>
-              <w:rPr>
-                <w:b/>
-                <w:i w:val="0"/>
-                <w:color w:val="16A34A"/>
-                <w:sz w:val="16"/>
-              </w:rPr>
-              <w:t>—</w:t>
-            </w:r>
-          </w:p>
-        </w:tc>
-        <w:tc>
-          <w:tcPr>
-            <w:tcW w:type="dxa" w:w="1191"/>
-          </w:tcPr>
-          <w:p>
-            <w:r>
-              <w:rPr>
-                <w:b w:val="0"/>
-                <w:i w:val="0"/>
-                <w:color w:val="64748B"/>
-                <w:sz w:val="16"/>
-              </w:rPr>
-              <w:t>GT-CQ</w:t>
-            </w:r>
-          </w:p>
-        </w:tc>
-        <w:tc>
-          <w:tcPr>
-            <w:tcW w:type="dxa" w:w="4706"/>
-          </w:tcPr>
-          <w:p>
-            <w:r>
-              <w:rPr>
-                <w:b w:val="0"/>
-                <w:i w:val="0"/>
-                <w:sz w:val="17"/>
-              </w:rPr>
-              <w:t>Prière de corriger ou de confirmer avec le QG.</w:t>
-            </w:r>
-          </w:p>
-        </w:tc>
-      </w:tr>
-      <w:tr>
-        <w:tc>
-          <w:tcPr>
-            <w:tcW w:type="dxa" w:w="964"/>
-          </w:tcPr>
-          <w:p>
-            <w:r>
-              <w:rPr>
-                <w:b/>
-                <w:i w:val="0"/>
-                <w:color w:val="EA580C"/>
-                <w:sz w:val="16"/>
-              </w:rPr>
-              <w:t>Moyenne</w:t>
-            </w:r>
-          </w:p>
-        </w:tc>
-        <w:tc>
-          <w:tcPr>
-            <w:tcW w:type="dxa" w:w="1247"/>
-          </w:tcPr>
-          <w:p>
-            <w:r>
-              <w:rPr>
-                <w:b/>
-                <w:i w:val="0"/>
-                <w:sz w:val="16"/>
-              </w:rPr>
-              <w:t>S07</w:t>
-              <w:br/>
-            </w:r>
-            <w:r>
-              <w:rPr>
-                <w:b w:val="0"/>
-                <w:i w:val="0"/>
-                <w:color w:val="64748B"/>
-                <w:sz w:val="14"/>
-              </w:rPr>
-              <w:t>Consommation alimentaire</w:t>
-            </w:r>
-          </w:p>
-        </w:tc>
-        <w:tc>
-          <w:tcPr>
-            <w:tcW w:type="dxa" w:w="1531"/>
-          </w:tcPr>
-          <w:p>
-            <w:r>
-              <w:rPr>
-                <w:b/>
-                <w:i w:val="0"/>
-                <w:color w:val="16A34A"/>
-                <w:sz w:val="16"/>
-              </w:rPr>
-              <w:t>—</w:t>
-            </w:r>
-          </w:p>
-        </w:tc>
-        <w:tc>
-          <w:tcPr>
-            <w:tcW w:type="dxa" w:w="1191"/>
-          </w:tcPr>
-          <w:p>
-            <w:r>
-              <w:rPr>
-                <w:b w:val="0"/>
-                <w:i w:val="0"/>
-                <w:color w:val="64748B"/>
-                <w:sz w:val="16"/>
-              </w:rPr>
-              <w:t>GT-CQ</w:t>
-            </w:r>
-          </w:p>
-        </w:tc>
-        <w:tc>
-          <w:tcPr>
-            <w:tcW w:type="dxa" w:w="4706"/>
-          </w:tcPr>
-          <w:p>
-            <w:r>
-              <w:rPr>
-                <w:b w:val="0"/>
-                <w:i w:val="0"/>
-                <w:sz w:val="17"/>
-              </w:rPr>
-              <w:t>Attention ! Le prix unitaire d'achat (500 Fcfa) de Piment séché/ poudre en Sachets (Petit) est relativement élevé par rapport aux autres prix observés dans cette zone.</w:t>
-            </w:r>
-          </w:p>
-        </w:tc>
-      </w:tr>
-      <w:tr>
-        <w:tc>
-          <w:tcPr>
-            <w:tcW w:type="dxa" w:w="964"/>
-          </w:tcPr>
-          <w:p>
-            <w:r>
-              <w:rPr>
-                <w:b/>
-                <w:i w:val="0"/>
-                <w:color w:val="EA580C"/>
-                <w:sz w:val="16"/>
-              </w:rPr>
-              <w:t>Moyenne</w:t>
-            </w:r>
-          </w:p>
-        </w:tc>
-        <w:tc>
-          <w:tcPr>
-            <w:tcW w:type="dxa" w:w="1247"/>
-          </w:tcPr>
-          <w:p>
-            <w:r>
-              <w:rPr>
-                <w:b/>
-                <w:i w:val="0"/>
-                <w:sz w:val="16"/>
-              </w:rPr>
-              <w:t>S09</w:t>
-              <w:br/>
-            </w:r>
-            <w:r>
-              <w:rPr>
-                <w:b w:val="0"/>
-                <w:i w:val="0"/>
-                <w:color w:val="64748B"/>
-                <w:sz w:val="14"/>
-              </w:rPr>
-              <w:t>Dépenses non alimentaires</w:t>
-            </w:r>
-          </w:p>
-        </w:tc>
-        <w:tc>
-          <w:tcPr>
-            <w:tcW w:type="dxa" w:w="1531"/>
-          </w:tcPr>
-          <w:p>
-            <w:r>
-              <w:rPr>
-                <w:b/>
-                <w:i w:val="0"/>
-                <w:color w:val="16A34A"/>
-                <w:sz w:val="16"/>
-              </w:rPr>
-              <w:t>—</w:t>
-            </w:r>
-          </w:p>
-        </w:tc>
-        <w:tc>
-          <w:tcPr>
-            <w:tcW w:type="dxa" w:w="1191"/>
-          </w:tcPr>
-          <w:p>
-            <w:r>
-              <w:rPr>
-                <w:b w:val="0"/>
-                <w:i w:val="0"/>
-                <w:color w:val="64748B"/>
-                <w:sz w:val="16"/>
-              </w:rPr>
-              <w:t>GT-CQ</w:t>
-            </w:r>
-          </w:p>
-        </w:tc>
-        <w:tc>
-          <w:tcPr>
-            <w:tcW w:type="dxa" w:w="4706"/>
-          </w:tcPr>
-          <w:p>
-            <w:r>
-              <w:rPr>
-                <w:b w:val="0"/>
-                <w:i w:val="0"/>
-                <w:sz w:val="17"/>
-              </w:rPr>
-              <w:t>Attention ! La dépense du ménage de ANSATOU SABALY (1000 Fcfa) au cours de 7 derniers jours de Cigarettes, Tabac est relativement élevé.</w:t>
-            </w:r>
-          </w:p>
-        </w:tc>
-      </w:tr>
-      <w:tr>
-        <w:tc>
-          <w:tcPr>
-            <w:tcW w:type="dxa" w:w="964"/>
-          </w:tcPr>
-          <w:p>
-            <w:r>
-              <w:rPr>
-                <w:b/>
-                <w:i w:val="0"/>
-                <w:color w:val="EA580C"/>
-                <w:sz w:val="16"/>
-              </w:rPr>
-              <w:t>Moyenne</w:t>
-            </w:r>
-          </w:p>
-        </w:tc>
-        <w:tc>
-          <w:tcPr>
-            <w:tcW w:type="dxa" w:w="1247"/>
-          </w:tcPr>
-          <w:p>
-            <w:r>
-              <w:rPr>
-                <w:b/>
-                <w:i w:val="0"/>
-                <w:sz w:val="16"/>
-              </w:rPr>
-              <w:t>S09</w:t>
-              <w:br/>
-            </w:r>
-            <w:r>
-              <w:rPr>
-                <w:b w:val="0"/>
-                <w:i w:val="0"/>
-                <w:color w:val="64748B"/>
-                <w:sz w:val="14"/>
-              </w:rPr>
-              <w:t>Dépenses non alimentaires</w:t>
-            </w:r>
-          </w:p>
-        </w:tc>
-        <w:tc>
-          <w:tcPr>
-            <w:tcW w:type="dxa" w:w="1531"/>
-          </w:tcPr>
-          <w:p>
-            <w:r>
-              <w:rPr>
-                <w:b/>
-                <w:i w:val="0"/>
-                <w:color w:val="16A34A"/>
-                <w:sz w:val="16"/>
-              </w:rPr>
-              <w:t>—</w:t>
-            </w:r>
-          </w:p>
-        </w:tc>
-        <w:tc>
-          <w:tcPr>
-            <w:tcW w:type="dxa" w:w="1191"/>
-          </w:tcPr>
-          <w:p>
-            <w:r>
-              <w:rPr>
-                <w:b w:val="0"/>
-                <w:i w:val="0"/>
-                <w:color w:val="64748B"/>
-                <w:sz w:val="16"/>
-              </w:rPr>
-              <w:t>GT-CQ</w:t>
-            </w:r>
-          </w:p>
-        </w:tc>
-        <w:tc>
-          <w:tcPr>
-            <w:tcW w:type="dxa" w:w="4706"/>
-          </w:tcPr>
-          <w:p>
-            <w:r>
-              <w:rPr>
-                <w:b w:val="0"/>
-                <w:i w:val="0"/>
-                <w:sz w:val="17"/>
-              </w:rPr>
-              <w:t>Prière de corriger ou de confirmer avec le QG.</w:t>
-            </w:r>
-          </w:p>
-        </w:tc>
-      </w:tr>
-      <w:tr>
-        <w:tc>
-          <w:tcPr>
-            <w:tcW w:type="dxa" w:w="964"/>
-          </w:tcPr>
-          <w:p>
-            <w:r>
-              <w:rPr>
-                <w:b/>
-                <w:i w:val="0"/>
-                <w:color w:val="EA580C"/>
-                <w:sz w:val="16"/>
-              </w:rPr>
-              <w:t>Moyenne</w:t>
-            </w:r>
-          </w:p>
-        </w:tc>
-        <w:tc>
-          <w:tcPr>
-            <w:tcW w:type="dxa" w:w="1247"/>
-          </w:tcPr>
-          <w:p>
-            <w:r>
-              <w:rPr>
-                <w:b/>
-                <w:i w:val="0"/>
-                <w:sz w:val="16"/>
-              </w:rPr>
-              <w:t>S09</w:t>
-              <w:br/>
-            </w:r>
-            <w:r>
-              <w:rPr>
-                <w:b w:val="0"/>
-                <w:i w:val="0"/>
-                <w:color w:val="64748B"/>
-                <w:sz w:val="14"/>
-              </w:rPr>
-              <w:t>Dépenses non alimentaires</w:t>
-            </w:r>
-          </w:p>
-        </w:tc>
-        <w:tc>
-          <w:tcPr>
-            <w:tcW w:type="dxa" w:w="1531"/>
-          </w:tcPr>
-          <w:p>
-            <w:r>
-              <w:rPr>
-                <w:b/>
-                <w:i w:val="0"/>
-                <w:color w:val="16A34A"/>
-                <w:sz w:val="16"/>
-              </w:rPr>
-              <w:t>—</w:t>
-            </w:r>
-          </w:p>
-        </w:tc>
-        <w:tc>
-          <w:tcPr>
-            <w:tcW w:type="dxa" w:w="1191"/>
-          </w:tcPr>
-          <w:p>
-            <w:r>
-              <w:rPr>
-                <w:b w:val="0"/>
-                <w:i w:val="0"/>
-                <w:color w:val="64748B"/>
-                <w:sz w:val="16"/>
-              </w:rPr>
-              <w:t>GT-CQ</w:t>
-            </w:r>
-          </w:p>
-        </w:tc>
-        <w:tc>
-          <w:tcPr>
-            <w:tcW w:type="dxa" w:w="4706"/>
-          </w:tcPr>
-          <w:p>
-            <w:r>
-              <w:rPr>
-                <w:b w:val="0"/>
-                <w:i w:val="0"/>
-                <w:sz w:val="17"/>
-              </w:rPr>
-              <w:t>Attention ! La dépense du ménage de ANSATOU SABALY (5000 Fcfa) au cours de 30 derniers jours de Bois de chauffe acheté est relativement élevé.</w:t>
-            </w:r>
-          </w:p>
-        </w:tc>
-      </w:tr>
-      <w:tr>
-        <w:tc>
-          <w:tcPr>
-            <w:tcW w:type="dxa" w:w="964"/>
-          </w:tcPr>
-          <w:p>
-            <w:r>
-              <w:rPr>
-                <w:b/>
-                <w:i w:val="0"/>
-                <w:color w:val="EA580C"/>
-                <w:sz w:val="16"/>
-              </w:rPr>
-              <w:t>Moyenne</w:t>
-            </w:r>
-          </w:p>
-        </w:tc>
-        <w:tc>
-          <w:tcPr>
-            <w:tcW w:type="dxa" w:w="1247"/>
-          </w:tcPr>
-          <w:p>
-            <w:r>
-              <w:rPr>
-                <w:b/>
-                <w:i w:val="0"/>
-                <w:sz w:val="16"/>
-              </w:rPr>
-              <w:t>S09</w:t>
-              <w:br/>
-            </w:r>
-            <w:r>
-              <w:rPr>
-                <w:b w:val="0"/>
-                <w:i w:val="0"/>
-                <w:color w:val="64748B"/>
-                <w:sz w:val="14"/>
-              </w:rPr>
-              <w:t>Dépenses non alimentaires</w:t>
-            </w:r>
-          </w:p>
-        </w:tc>
-        <w:tc>
-          <w:tcPr>
-            <w:tcW w:type="dxa" w:w="1531"/>
-          </w:tcPr>
-          <w:p>
-            <w:r>
-              <w:rPr>
-                <w:b/>
-                <w:i w:val="0"/>
-                <w:color w:val="16A34A"/>
-                <w:sz w:val="16"/>
-              </w:rPr>
-              <w:t>—</w:t>
-            </w:r>
-          </w:p>
-        </w:tc>
-        <w:tc>
-          <w:tcPr>
-            <w:tcW w:type="dxa" w:w="1191"/>
-          </w:tcPr>
-          <w:p>
-            <w:r>
-              <w:rPr>
-                <w:b w:val="0"/>
-                <w:i w:val="0"/>
-                <w:color w:val="64748B"/>
-                <w:sz w:val="16"/>
-              </w:rPr>
-              <w:t>GT-CQ</w:t>
-            </w:r>
-          </w:p>
-        </w:tc>
-        <w:tc>
-          <w:tcPr>
-            <w:tcW w:type="dxa" w:w="4706"/>
-          </w:tcPr>
-          <w:p>
-            <w:r>
-              <w:rPr>
-                <w:b w:val="0"/>
-                <w:i w:val="0"/>
-                <w:sz w:val="17"/>
-              </w:rPr>
-              <w:t>Prière de corriger ou de confirmer avec le QG.</w:t>
-            </w:r>
-          </w:p>
-        </w:tc>
-      </w:tr>
-      <w:tr>
-        <w:tc>
-          <w:tcPr>
-            <w:tcW w:type="dxa" w:w="964"/>
-          </w:tcPr>
-          <w:p>
-            <w:r>
-              <w:rPr>
-                <w:b/>
-                <w:i w:val="0"/>
-                <w:color w:val="EA580C"/>
-                <w:sz w:val="16"/>
-              </w:rPr>
-              <w:t>Moyenne</w:t>
-            </w:r>
-          </w:p>
-        </w:tc>
-        <w:tc>
-          <w:tcPr>
-            <w:tcW w:type="dxa" w:w="1247"/>
-          </w:tcPr>
-          <w:p>
-            <w:r>
-              <w:rPr>
-                <w:b/>
-                <w:i w:val="0"/>
-                <w:sz w:val="16"/>
-              </w:rPr>
-              <w:t>S10</w:t>
-              <w:br/>
-            </w:r>
-            <w:r>
-              <w:rPr>
-                <w:b w:val="0"/>
-                <w:i w:val="0"/>
-                <w:color w:val="64748B"/>
-                <w:sz w:val="14"/>
-              </w:rPr>
-              <w:t>Logement</w:t>
-            </w:r>
-          </w:p>
-        </w:tc>
-        <w:tc>
-          <w:tcPr>
-            <w:tcW w:type="dxa" w:w="1531"/>
-          </w:tcPr>
-          <w:p>
-            <w:r>
-              <w:rPr>
-                <w:b/>
-                <w:i w:val="0"/>
-                <w:color w:val="16A34A"/>
-                <w:sz w:val="16"/>
-              </w:rPr>
-              <w:t>s00q07a, s00q08, s00q10, s00q13_0, s00q15_0, s00q17_0, s00q23a, s00q23b</w:t>
-            </w:r>
-          </w:p>
-        </w:tc>
-        <w:tc>
-          <w:tcPr>
-            <w:tcW w:type="dxa" w:w="1191"/>
-          </w:tcPr>
-          <w:p>
-            <w:r>
-              <w:rPr>
-                <w:b w:val="0"/>
-                <w:i w:val="0"/>
-                <w:color w:val="64748B"/>
-                <w:sz w:val="16"/>
-              </w:rPr>
-              <w:t>GT-CQ</w:t>
-            </w:r>
-          </w:p>
-        </w:tc>
-        <w:tc>
-          <w:tcPr>
-            <w:tcW w:type="dxa" w:w="4706"/>
-          </w:tcPr>
-          <w:p>
-            <w:r>
-              <w:rPr>
-                <w:b w:val="0"/>
-                <w:i w:val="0"/>
-                <w:sz w:val="17"/>
-              </w:rPr>
-              <w:t>Le noms de l'entreprise  ne doit pas contenir de chiffre et doit être bien renseigné, prière de bien renseigné .</w:t>
-            </w:r>
-          </w:p>
-        </w:tc>
-      </w:tr>
-      <w:tr>
-        <w:tc>
-          <w:tcPr>
-            <w:tcW w:type="dxa" w:w="964"/>
-          </w:tcPr>
-          <w:p>
-            <w:r>
-              <w:rPr>
-                <w:b/>
-                <w:i w:val="0"/>
-                <w:color w:val="EA580C"/>
-                <w:sz w:val="16"/>
-              </w:rPr>
-              <w:t>Moyenne</w:t>
-            </w:r>
-          </w:p>
-        </w:tc>
-        <w:tc>
-          <w:tcPr>
-            <w:tcW w:type="dxa" w:w="1247"/>
-          </w:tcPr>
-          <w:p>
-            <w:r>
-              <w:rPr>
-                <w:b/>
-                <w:i w:val="0"/>
-                <w:sz w:val="16"/>
-              </w:rPr>
-              <w:t>S11</w:t>
-              <w:br/>
-            </w:r>
-            <w:r>
-              <w:rPr>
-                <w:b w:val="0"/>
-                <w:i w:val="0"/>
-                <w:color w:val="64748B"/>
-                <w:sz w:val="14"/>
-              </w:rPr>
-              <w:t>Logement / cadre de vie</w:t>
-            </w:r>
-          </w:p>
-        </w:tc>
-        <w:tc>
-          <w:tcPr>
-            <w:tcW w:type="dxa" w:w="1531"/>
-          </w:tcPr>
-          <w:p>
-            <w:r>
-              <w:rPr>
-                <w:b/>
-                <w:i w:val="0"/>
-                <w:color w:val="16A34A"/>
-                <w:sz w:val="16"/>
-              </w:rPr>
-              <w:t>—</w:t>
-            </w:r>
-          </w:p>
-        </w:tc>
-        <w:tc>
-          <w:tcPr>
-            <w:tcW w:type="dxa" w:w="1191"/>
-          </w:tcPr>
-          <w:p>
-            <w:r>
-              <w:rPr>
-                <w:b w:val="0"/>
-                <w:i w:val="0"/>
-                <w:color w:val="64748B"/>
-                <w:sz w:val="16"/>
-              </w:rPr>
-              <w:t>GT-CQ</w:t>
-            </w:r>
-          </w:p>
-        </w:tc>
-        <w:tc>
-          <w:tcPr>
-            <w:tcW w:type="dxa" w:w="4706"/>
-          </w:tcPr>
-          <w:p>
-            <w:r>
-              <w:rPr>
-                <w:b w:val="0"/>
-                <w:i w:val="0"/>
-                <w:sz w:val="17"/>
-              </w:rPr>
-              <w:t>Prière de vérifier pour être sûr que vous avez choisi les bonnes modalités des questions 11.01 et 11.18 .</w:t>
-            </w:r>
-          </w:p>
-        </w:tc>
-      </w:tr>
-      <w:tr>
-        <w:tc>
-          <w:tcPr>
-            <w:tcW w:type="dxa" w:w="964"/>
-          </w:tcPr>
-          <w:p>
-            <w:r>
-              <w:rPr>
-                <w:b/>
-                <w:i w:val="0"/>
-                <w:color w:val="EA580C"/>
-                <w:sz w:val="16"/>
-              </w:rPr>
-              <w:t>Moyenne</w:t>
-            </w:r>
-          </w:p>
-        </w:tc>
-        <w:tc>
-          <w:tcPr>
-            <w:tcW w:type="dxa" w:w="1247"/>
-          </w:tcPr>
-          <w:p>
-            <w:r>
-              <w:rPr>
-                <w:b/>
-                <w:i w:val="0"/>
-                <w:sz w:val="16"/>
-              </w:rPr>
-              <w:t>S11</w:t>
-              <w:br/>
-            </w:r>
-            <w:r>
-              <w:rPr>
-                <w:b w:val="0"/>
-                <w:i w:val="0"/>
-                <w:color w:val="64748B"/>
-                <w:sz w:val="14"/>
-              </w:rPr>
-              <w:t>Logement / cadre de vie</w:t>
-            </w:r>
-          </w:p>
-        </w:tc>
-        <w:tc>
-          <w:tcPr>
-            <w:tcW w:type="dxa" w:w="1531"/>
-          </w:tcPr>
-          <w:p>
-            <w:r>
-              <w:rPr>
-                <w:b/>
-                <w:i w:val="0"/>
-                <w:color w:val="16A34A"/>
-                <w:sz w:val="16"/>
-              </w:rPr>
-              <w:t>—</w:t>
-            </w:r>
-          </w:p>
-        </w:tc>
-        <w:tc>
-          <w:tcPr>
-            <w:tcW w:type="dxa" w:w="1191"/>
-          </w:tcPr>
-          <w:p>
-            <w:r>
-              <w:rPr>
-                <w:b w:val="0"/>
-                <w:i w:val="0"/>
-                <w:color w:val="64748B"/>
-                <w:sz w:val="16"/>
-              </w:rPr>
-              <w:t>GT-CQ</w:t>
-            </w:r>
-          </w:p>
-        </w:tc>
-        <w:tc>
-          <w:tcPr>
-            <w:tcW w:type="dxa" w:w="4706"/>
-          </w:tcPr>
-          <w:p>
-            <w:r>
-              <w:rPr>
-                <w:b w:val="0"/>
-                <w:i w:val="0"/>
-                <w:sz w:val="17"/>
-              </w:rPr>
               <w:t>Merci de ne pas corriger si vous êtes sûr de celui donné par le ménage et observé par vous.</w:t>
-            </w:r>
-          </w:p>
-        </w:tc>
-      </w:tr>
-      <w:tr>
-        <w:tc>
-          <w:tcPr>
-            <w:tcW w:type="dxa" w:w="964"/>
-          </w:tcPr>
-          <w:p>
-            <w:r>
-              <w:rPr>
-                <w:b/>
-                <w:i w:val="0"/>
-                <w:color w:val="EA580C"/>
-                <w:sz w:val="16"/>
-              </w:rPr>
-              <w:t>Moyenne</w:t>
-            </w:r>
-          </w:p>
-        </w:tc>
-        <w:tc>
-          <w:tcPr>
-            <w:tcW w:type="dxa" w:w="1247"/>
-          </w:tcPr>
-          <w:p>
-            <w:r>
-              <w:rPr>
-                <w:b/>
-                <w:i w:val="0"/>
-                <w:sz w:val="16"/>
-              </w:rPr>
-              <w:t>S13</w:t>
-              <w:br/>
-            </w:r>
-            <w:r>
-              <w:rPr>
-                <w:b w:val="0"/>
-                <w:i w:val="0"/>
-                <w:color w:val="64748B"/>
-                <w:sz w:val="14"/>
-              </w:rPr>
-              <w:t>Transferts</w:t>
-            </w:r>
-          </w:p>
-        </w:tc>
-        <w:tc>
-          <w:tcPr>
-            <w:tcW w:type="dxa" w:w="1531"/>
-          </w:tcPr>
-          <w:p>
-            <w:r>
-              <w:rPr>
-                <w:b/>
-                <w:i w:val="0"/>
-                <w:color w:val="16A34A"/>
-                <w:sz w:val="16"/>
-              </w:rPr>
-              <w:t>s00q07a, s00q08, s00q10, s00q13_0, s00q15_0, s00q17_0, s00q23a, s00q23b</w:t>
-            </w:r>
-          </w:p>
-        </w:tc>
-        <w:tc>
-          <w:tcPr>
-            <w:tcW w:type="dxa" w:w="1191"/>
-          </w:tcPr>
-          <w:p>
-            <w:r>
-              <w:rPr>
-                <w:b w:val="0"/>
-                <w:i w:val="0"/>
-                <w:color w:val="64748B"/>
-                <w:sz w:val="16"/>
-              </w:rPr>
-              <w:t>GT-CQ</w:t>
-            </w:r>
-          </w:p>
-        </w:tc>
-        <w:tc>
-          <w:tcPr>
-            <w:tcW w:type="dxa" w:w="4706"/>
-          </w:tcPr>
-          <w:p>
-            <w:r>
-              <w:rPr>
-                <w:b w:val="0"/>
-                <w:i w:val="0"/>
-                <w:sz w:val="17"/>
-              </w:rPr>
-              <w:t>L'enquêteur prière de fournir d'effort pour avoir le niveau d'étude et l'âge de celui qui a envoyé/donné de l'argent dans la section 13a (Transfert reçu).</w:t>
             </w:r>
           </w:p>
         </w:tc>
